--- a/Etapa Construcción - Iteración 1/Plantilla Seguimiento de Riesgos.docx
+++ b/Etapa Construcción - Iteración 1/Plantilla Seguimiento de Riesgos.docx
@@ -1810,7 +1810,7 @@
     </w:p>
     <w:sdt>
       <w:sdtPr>
-        <w:id w:val="-1242630197"/>
+        <w:id w:val="-2135933705"/>
         <w:docPartObj>
           <w:docPartGallery w:val="Table of Contents"/>
           <w:docPartUnique w:val="1"/>

--- a/Etapa Construcción - Iteración 1/Plantilla Seguimiento de Riesgos.docx
+++ b/Etapa Construcción - Iteración 1/Plantilla Seguimiento de Riesgos.docx
@@ -1810,7 +1810,7 @@
     </w:p>
     <w:sdt>
       <w:sdtPr>
-        <w:id w:val="-2135933705"/>
+        <w:id w:val="-192119730"/>
         <w:docPartObj>
           <w:docPartGallery w:val="Table of Contents"/>
           <w:docPartUnique w:val="1"/>

--- a/Etapa Construcción - Iteración 1/Plantilla Seguimiento de Riesgos.docx
+++ b/Etapa Construcción - Iteración 1/Plantilla Seguimiento de Riesgos.docx
@@ -1810,7 +1810,7 @@
     </w:p>
     <w:sdt>
       <w:sdtPr>
-        <w:id w:val="-192119730"/>
+        <w:id w:val="-57956109"/>
         <w:docPartObj>
           <w:docPartGallery w:val="Table of Contents"/>
           <w:docPartUnique w:val="1"/>

--- a/Etapa Construcción - Iteración 1/Plantilla Seguimiento de Riesgos.docx
+++ b/Etapa Construcción - Iteración 1/Plantilla Seguimiento de Riesgos.docx
@@ -1810,7 +1810,7 @@
     </w:p>
     <w:sdt>
       <w:sdtPr>
-        <w:id w:val="-57956109"/>
+        <w:id w:val="710950404"/>
         <w:docPartObj>
           <w:docPartGallery w:val="Table of Contents"/>
           <w:docPartUnique w:val="1"/>

--- a/Etapa Construcción - Iteración 1/Plantilla Seguimiento de Riesgos.docx
+++ b/Etapa Construcción - Iteración 1/Plantilla Seguimiento de Riesgos.docx
@@ -1810,7 +1810,7 @@
     </w:p>
     <w:sdt>
       <w:sdtPr>
-        <w:id w:val="710950404"/>
+        <w:id w:val="-1506633822"/>
         <w:docPartObj>
           <w:docPartGallery w:val="Table of Contents"/>
           <w:docPartUnique w:val="1"/>

--- a/Etapa Construcción - Iteración 1/Plantilla Seguimiento de Riesgos.docx
+++ b/Etapa Construcción - Iteración 1/Plantilla Seguimiento de Riesgos.docx
@@ -1810,7 +1810,7 @@
     </w:p>
     <w:sdt>
       <w:sdtPr>
-        <w:id w:val="-1506633822"/>
+        <w:id w:val="1549439565"/>
         <w:docPartObj>
           <w:docPartGallery w:val="Table of Contents"/>
           <w:docPartUnique w:val="1"/>

--- a/Etapa Construcción - Iteración 1/Plantilla Seguimiento de Riesgos.docx
+++ b/Etapa Construcción - Iteración 1/Plantilla Seguimiento de Riesgos.docx
@@ -1810,7 +1810,7 @@
     </w:p>
     <w:sdt>
       <w:sdtPr>
-        <w:id w:val="1549439565"/>
+        <w:id w:val="1651466793"/>
         <w:docPartObj>
           <w:docPartGallery w:val="Table of Contents"/>
           <w:docPartUnique w:val="1"/>

--- a/Etapa Construcción - Iteración 1/Plantilla Seguimiento de Riesgos.docx
+++ b/Etapa Construcción - Iteración 1/Plantilla Seguimiento de Riesgos.docx
@@ -1810,7 +1810,7 @@
     </w:p>
     <w:sdt>
       <w:sdtPr>
-        <w:id w:val="1651466793"/>
+        <w:id w:val="-1528446002"/>
         <w:docPartObj>
           <w:docPartGallery w:val="Table of Contents"/>
           <w:docPartUnique w:val="1"/>

--- a/Etapa Construcción - Iteración 1/Plantilla Seguimiento de Riesgos.docx
+++ b/Etapa Construcción - Iteración 1/Plantilla Seguimiento de Riesgos.docx
@@ -1810,7 +1810,7 @@
     </w:p>
     <w:sdt>
       <w:sdtPr>
-        <w:id w:val="-1528446002"/>
+        <w:id w:val="1377233559"/>
         <w:docPartObj>
           <w:docPartGallery w:val="Table of Contents"/>
           <w:docPartUnique w:val="1"/>

--- a/Etapa Construcción - Iteración 1/Plantilla Seguimiento de Riesgos.docx
+++ b/Etapa Construcción - Iteración 1/Plantilla Seguimiento de Riesgos.docx
@@ -1810,7 +1810,7 @@
     </w:p>
     <w:sdt>
       <w:sdtPr>
-        <w:id w:val="1377233559"/>
+        <w:id w:val="705786908"/>
         <w:docPartObj>
           <w:docPartGallery w:val="Table of Contents"/>
           <w:docPartUnique w:val="1"/>

--- a/Etapa Construcción - Iteración 1/Plantilla Seguimiento de Riesgos.docx
+++ b/Etapa Construcción - Iteración 1/Plantilla Seguimiento de Riesgos.docx
@@ -22,7 +22,9 @@
         <w:rPr>
           <w:rFonts w:ascii="Cambria" w:cs="Cambria" w:eastAsia="Cambria" w:hAnsi="Cambria"/>
           <w:b w:val="0"/>
+          <w:bCs w:val="0"/>
           <w:i w:val="0"/>
+          <w:iCs w:val="0"/>
           <w:smallCaps w:val="0"/>
           <w:strike w:val="0"/>
           <w:color w:val="000000"/>
@@ -59,7 +61,9 @@
         <w:rPr>
           <w:rFonts w:ascii="Cambria" w:cs="Cambria" w:eastAsia="Cambria" w:hAnsi="Cambria"/>
           <w:b w:val="0"/>
+          <w:bCs w:val="0"/>
           <w:i w:val="0"/>
+          <w:iCs w:val="0"/>
           <w:smallCaps w:val="0"/>
           <w:strike w:val="0"/>
           <w:color w:val="000000"/>
@@ -96,7 +100,9 @@
         <w:rPr>
           <w:rFonts w:ascii="Cambria" w:cs="Cambria" w:eastAsia="Cambria" w:hAnsi="Cambria"/>
           <w:b w:val="0"/>
+          <w:bCs w:val="0"/>
           <w:i w:val="0"/>
+          <w:iCs w:val="0"/>
           <w:smallCaps w:val="0"/>
           <w:strike w:val="0"/>
           <w:color w:val="000000"/>
@@ -111,7 +117,9 @@
         <w:rPr>
           <w:rFonts w:ascii="Calibri" w:cs="Calibri" w:eastAsia="Calibri" w:hAnsi="Calibri"/>
           <w:b w:val="0"/>
+          <w:bCs w:val="0"/>
           <w:i w:val="0"/>
+          <w:iCs w:val="0"/>
           <w:smallCaps w:val="0"/>
           <w:strike w:val="0"/>
           <w:color w:val="000000"/>
@@ -231,7 +239,9 @@
         <w:rPr>
           <w:rFonts w:ascii="Calibri" w:cs="Calibri" w:eastAsia="Calibri" w:hAnsi="Calibri"/>
           <w:b w:val="0"/>
+          <w:bCs w:val="0"/>
           <w:i w:val="0"/>
+          <w:iCs w:val="0"/>
           <w:smallCaps w:val="0"/>
           <w:strike w:val="0"/>
           <w:color w:val="000000"/>
@@ -351,7 +361,9 @@
         <w:rPr>
           <w:rFonts w:ascii="Calibri" w:cs="Calibri" w:eastAsia="Calibri" w:hAnsi="Calibri"/>
           <w:b w:val="0"/>
+          <w:bCs w:val="0"/>
           <w:i w:val="0"/>
+          <w:iCs w:val="0"/>
           <w:smallCaps w:val="0"/>
           <w:strike w:val="0"/>
           <w:color w:val="000000"/>
@@ -471,7 +483,9 @@
         <w:rPr>
           <w:rFonts w:ascii="Calibri" w:cs="Calibri" w:eastAsia="Calibri" w:hAnsi="Calibri"/>
           <w:b w:val="0"/>
+          <w:bCs w:val="0"/>
           <w:i w:val="0"/>
+          <w:iCs w:val="0"/>
           <w:smallCaps w:val="0"/>
           <w:strike w:val="0"/>
           <w:color w:val="000000"/>
@@ -613,7 +627,9 @@
         <w:rPr>
           <w:rFonts w:ascii="Cambria" w:cs="Cambria" w:eastAsia="Cambria" w:hAnsi="Cambria"/>
           <w:b w:val="0"/>
+          <w:bCs w:val="0"/>
           <w:i w:val="0"/>
+          <w:iCs w:val="0"/>
           <w:smallCaps w:val="0"/>
           <w:strike w:val="0"/>
           <w:color w:val="000000"/>
@@ -628,7 +644,9 @@
         <w:rPr>
           <w:rFonts w:ascii="Cambria" w:cs="Cambria" w:eastAsia="Cambria" w:hAnsi="Cambria"/>
           <w:b w:val="0"/>
+          <w:bCs w:val="0"/>
           <w:i w:val="0"/>
+          <w:iCs w:val="0"/>
           <w:smallCaps w:val="0"/>
           <w:strike w:val="0"/>
           <w:color w:val="000000"/>
@@ -662,7 +680,9 @@
         <w:rPr>
           <w:rFonts w:ascii="Cambria" w:cs="Cambria" w:eastAsia="Cambria" w:hAnsi="Cambria"/>
           <w:b w:val="0"/>
+          <w:bCs w:val="0"/>
           <w:i w:val="0"/>
+          <w:iCs w:val="0"/>
           <w:smallCaps w:val="0"/>
           <w:strike w:val="0"/>
           <w:color w:val="000000"/>
@@ -677,7 +697,9 @@
         <w:rPr>
           <w:rFonts w:ascii="Cambria" w:cs="Cambria" w:eastAsia="Cambria" w:hAnsi="Cambria"/>
           <w:b w:val="0"/>
+          <w:bCs w:val="0"/>
           <w:i w:val="0"/>
+          <w:iCs w:val="0"/>
           <w:smallCaps w:val="0"/>
           <w:strike w:val="0"/>
           <w:color w:val="000000"/>
@@ -711,7 +733,9 @@
         <w:rPr>
           <w:rFonts w:ascii="Calibri" w:cs="Calibri" w:eastAsia="Calibri" w:hAnsi="Calibri"/>
           <w:b w:val="0"/>
+          <w:bCs w:val="0"/>
           <w:i w:val="0"/>
+          <w:iCs w:val="0"/>
           <w:smallCaps w:val="0"/>
           <w:strike w:val="0"/>
           <w:color w:val="000000"/>
@@ -748,7 +772,9 @@
         <w:rPr>
           <w:rFonts w:ascii="Calibri" w:cs="Calibri" w:eastAsia="Calibri" w:hAnsi="Calibri"/>
           <w:b w:val="0"/>
+          <w:bCs w:val="0"/>
           <w:i w:val="0"/>
+          <w:iCs w:val="0"/>
           <w:smallCaps w:val="0"/>
           <w:strike w:val="0"/>
           <w:color w:val="000000"/>
@@ -785,7 +811,9 @@
         <w:rPr>
           <w:rFonts w:ascii="Calibri" w:cs="Calibri" w:eastAsia="Calibri" w:hAnsi="Calibri"/>
           <w:b w:val="0"/>
+          <w:bCs w:val="0"/>
           <w:i w:val="0"/>
+          <w:iCs w:val="0"/>
           <w:smallCaps w:val="0"/>
           <w:strike w:val="0"/>
           <w:color w:val="000000"/>
@@ -822,7 +850,9 @@
         <w:rPr>
           <w:rFonts w:ascii="Calibri" w:cs="Calibri" w:eastAsia="Calibri" w:hAnsi="Calibri"/>
           <w:b w:val="0"/>
+          <w:bCs w:val="0"/>
           <w:i w:val="0"/>
+          <w:iCs w:val="0"/>
           <w:smallCaps w:val="0"/>
           <w:strike w:val="0"/>
           <w:color w:val="000000"/>
@@ -859,7 +889,9 @@
         <w:rPr>
           <w:rFonts w:ascii="Calibri" w:cs="Calibri" w:eastAsia="Calibri" w:hAnsi="Calibri"/>
           <w:b w:val="0"/>
+          <w:bCs w:val="0"/>
           <w:i w:val="0"/>
+          <w:iCs w:val="0"/>
           <w:smallCaps w:val="0"/>
           <w:strike w:val="0"/>
           <w:color w:val="000000"/>
@@ -874,7 +906,9 @@
         <w:rPr>
           <w:rFonts w:ascii="Calibri" w:cs="Calibri" w:eastAsia="Calibri" w:hAnsi="Calibri"/>
           <w:b w:val="0"/>
+          <w:bCs w:val="0"/>
           <w:i w:val="0"/>
+          <w:iCs w:val="0"/>
           <w:smallCaps w:val="0"/>
           <w:strike w:val="0"/>
           <w:color w:val="000000"/>
@@ -908,7 +942,9 @@
         <w:rPr>
           <w:rFonts w:ascii="Calibri" w:cs="Calibri" w:eastAsia="Calibri" w:hAnsi="Calibri"/>
           <w:b w:val="0"/>
+          <w:bCs w:val="0"/>
           <w:i w:val="0"/>
+          <w:iCs w:val="0"/>
           <w:smallCaps w:val="0"/>
           <w:strike w:val="0"/>
           <w:color w:val="000000"/>
@@ -923,7 +959,9 @@
         <w:rPr>
           <w:rFonts w:ascii="Calibri" w:cs="Calibri" w:eastAsia="Calibri" w:hAnsi="Calibri"/>
           <w:b w:val="0"/>
+          <w:bCs w:val="0"/>
           <w:i w:val="0"/>
+          <w:iCs w:val="0"/>
           <w:smallCaps w:val="0"/>
           <w:strike w:val="0"/>
           <w:color w:val="000000"/>
@@ -970,7 +1008,9 @@
         <w:rPr>
           <w:rFonts w:ascii="Calibri" w:cs="Calibri" w:eastAsia="Calibri" w:hAnsi="Calibri"/>
           <w:b w:val="0"/>
+          <w:bCs w:val="0"/>
           <w:i w:val="1"/>
+          <w:iCs w:val="1"/>
           <w:smallCaps w:val="0"/>
           <w:strike w:val="0"/>
           <w:color w:val="548dd4"/>
@@ -985,7 +1025,9 @@
         <w:rPr>
           <w:rFonts w:ascii="Calibri" w:cs="Calibri" w:eastAsia="Calibri" w:hAnsi="Calibri"/>
           <w:b w:val="0"/>
+          <w:bCs w:val="0"/>
           <w:i w:val="1"/>
+          <w:iCs w:val="1"/>
           <w:smallCaps w:val="0"/>
           <w:strike w:val="0"/>
           <w:color w:val="548dd4"/>
@@ -1040,7 +1082,9 @@
         <w:rPr>
           <w:rFonts w:ascii="Calibri" w:cs="Calibri" w:eastAsia="Calibri" w:hAnsi="Calibri"/>
           <w:b w:val="0"/>
+          <w:bCs w:val="0"/>
           <w:i w:val="1"/>
+          <w:iCs w:val="1"/>
           <w:smallCaps w:val="0"/>
           <w:strike w:val="0"/>
           <w:color w:val="548dd4"/>
@@ -1123,7 +1167,9 @@
         <w:rPr>
           <w:rFonts w:ascii="Calibri" w:cs="Calibri" w:eastAsia="Calibri" w:hAnsi="Calibri"/>
           <w:b w:val="0"/>
+          <w:bCs w:val="0"/>
           <w:i w:val="1"/>
+          <w:iCs w:val="1"/>
           <w:smallCaps w:val="0"/>
           <w:strike w:val="0"/>
           <w:color w:val="548dd4"/>
@@ -1138,7 +1184,9 @@
         <w:rPr>
           <w:rFonts w:ascii="Calibri" w:cs="Calibri" w:eastAsia="Calibri" w:hAnsi="Calibri"/>
           <w:b w:val="0"/>
+          <w:bCs w:val="0"/>
           <w:i w:val="1"/>
+          <w:iCs w:val="1"/>
           <w:smallCaps w:val="0"/>
           <w:strike w:val="0"/>
           <w:color w:val="548dd4"/>
@@ -1333,7 +1381,9 @@
         <w:rPr>
           <w:rFonts w:ascii="Calibri" w:cs="Calibri" w:eastAsia="Calibri" w:hAnsi="Calibri"/>
           <w:b w:val="0"/>
+          <w:bCs w:val="0"/>
           <w:i w:val="1"/>
+          <w:iCs w:val="1"/>
           <w:smallCaps w:val="0"/>
           <w:strike w:val="0"/>
           <w:color w:val="548dd4"/>
@@ -1348,7 +1398,9 @@
         <w:rPr>
           <w:rFonts w:ascii="Calibri" w:cs="Calibri" w:eastAsia="Calibri" w:hAnsi="Calibri"/>
           <w:b w:val="0"/>
+          <w:bCs w:val="0"/>
           <w:i w:val="1"/>
+          <w:iCs w:val="1"/>
           <w:smallCaps w:val="0"/>
           <w:strike w:val="0"/>
           <w:color w:val="548dd4"/>
@@ -1385,7 +1437,9 @@
         <w:rPr>
           <w:rFonts w:ascii="Calibri" w:cs="Calibri" w:eastAsia="Calibri" w:hAnsi="Calibri"/>
           <w:b w:val="0"/>
+          <w:bCs w:val="0"/>
           <w:i w:val="1"/>
+          <w:iCs w:val="1"/>
           <w:smallCaps w:val="0"/>
           <w:strike w:val="0"/>
           <w:color w:val="548dd4"/>
@@ -1400,7 +1454,9 @@
         <w:rPr>
           <w:rFonts w:ascii="Calibri" w:cs="Calibri" w:eastAsia="Calibri" w:hAnsi="Calibri"/>
           <w:b w:val="0"/>
+          <w:bCs w:val="0"/>
           <w:i w:val="1"/>
+          <w:iCs w:val="1"/>
           <w:smallCaps w:val="0"/>
           <w:strike w:val="0"/>
           <w:color w:val="548dd4"/>
@@ -1520,7 +1576,9 @@
         <w:rPr>
           <w:rFonts w:ascii="Calibri" w:cs="Calibri" w:eastAsia="Calibri" w:hAnsi="Calibri"/>
           <w:b w:val="0"/>
+          <w:bCs w:val="0"/>
           <w:i w:val="1"/>
+          <w:iCs w:val="1"/>
           <w:smallCaps w:val="0"/>
           <w:strike w:val="0"/>
           <w:color w:val="548dd4"/>
@@ -1557,7 +1615,9 @@
         <w:rPr>
           <w:rFonts w:ascii="Calibri" w:cs="Calibri" w:eastAsia="Calibri" w:hAnsi="Calibri"/>
           <w:b w:val="0"/>
+          <w:bCs w:val="0"/>
           <w:i w:val="1"/>
+          <w:iCs w:val="1"/>
           <w:smallCaps w:val="0"/>
           <w:strike w:val="0"/>
           <w:color w:val="548dd4"/>
@@ -1572,7 +1632,9 @@
         <w:rPr>
           <w:rFonts w:ascii="Calibri" w:cs="Calibri" w:eastAsia="Calibri" w:hAnsi="Calibri"/>
           <w:b w:val="0"/>
+          <w:bCs w:val="0"/>
           <w:i w:val="1"/>
+          <w:iCs w:val="1"/>
           <w:smallCaps w:val="0"/>
           <w:strike w:val="0"/>
           <w:color w:val="548dd4"/>
@@ -1609,7 +1671,9 @@
         <w:rPr>
           <w:rFonts w:ascii="Calibri" w:cs="Calibri" w:eastAsia="Calibri" w:hAnsi="Calibri"/>
           <w:b w:val="0"/>
+          <w:bCs w:val="0"/>
           <w:i w:val="1"/>
+          <w:iCs w:val="1"/>
           <w:smallCaps w:val="0"/>
           <w:strike w:val="0"/>
           <w:color w:val="548dd4"/>
@@ -1624,7 +1688,9 @@
         <w:rPr>
           <w:rFonts w:ascii="Calibri" w:cs="Calibri" w:eastAsia="Calibri" w:hAnsi="Calibri"/>
           <w:b w:val="0"/>
+          <w:bCs w:val="0"/>
           <w:i w:val="1"/>
+          <w:iCs w:val="1"/>
           <w:smallCaps w:val="0"/>
           <w:strike w:val="0"/>
           <w:color w:val="548dd4"/>
@@ -1661,7 +1727,9 @@
         <w:rPr>
           <w:rFonts w:ascii="Calibri" w:cs="Calibri" w:eastAsia="Calibri" w:hAnsi="Calibri"/>
           <w:b w:val="0"/>
+          <w:bCs w:val="0"/>
           <w:i w:val="1"/>
+          <w:iCs w:val="1"/>
           <w:smallCaps w:val="0"/>
           <w:strike w:val="0"/>
           <w:color w:val="548dd4"/>
@@ -1779,7 +1847,9 @@
         <w:rPr>
           <w:rFonts w:ascii="Cambria" w:cs="Cambria" w:eastAsia="Cambria" w:hAnsi="Cambria"/>
           <w:b w:val="1"/>
+          <w:bCs w:val="1"/>
           <w:i w:val="0"/>
+          <w:iCs w:val="0"/>
           <w:smallCaps w:val="0"/>
           <w:strike w:val="0"/>
           <w:color w:val="366091"/>
@@ -1794,7 +1864,9 @@
         <w:rPr>
           <w:rFonts w:ascii="Cambria" w:cs="Cambria" w:eastAsia="Cambria" w:hAnsi="Cambria"/>
           <w:b w:val="1"/>
+          <w:bCs w:val="1"/>
           <w:i w:val="0"/>
+          <w:iCs w:val="0"/>
           <w:smallCaps w:val="0"/>
           <w:strike w:val="0"/>
           <w:color w:val="366091"/>
@@ -1810,7 +1882,7 @@
     </w:p>
     <w:sdt>
       <w:sdtPr>
-        <w:id w:val="705786908"/>
+        <w:id w:val="-1929457860"/>
         <w:docPartObj>
           <w:docPartGallery w:val="Table of Contents"/>
           <w:docPartUnique w:val="1"/>
@@ -1840,7 +1912,9 @@
             <w:rPr>
               <w:rFonts w:ascii="Calibri" w:cs="Calibri" w:eastAsia="Calibri" w:hAnsi="Calibri"/>
               <w:b w:val="0"/>
+              <w:bCs w:val="0"/>
               <w:i w:val="0"/>
+              <w:iCs w:val="0"/>
               <w:smallCaps w:val="0"/>
               <w:strike w:val="0"/>
               <w:color w:val="000000"/>
@@ -1861,7 +1935,9 @@
               <w:rPr>
                 <w:rFonts w:ascii="Calibri" w:cs="Calibri" w:eastAsia="Calibri" w:hAnsi="Calibri"/>
                 <w:b w:val="1"/>
+                <w:bCs w:val="1"/>
                 <w:i w:val="0"/>
+                <w:iCs w:val="0"/>
                 <w:smallCaps w:val="0"/>
                 <w:strike w:val="0"/>
                 <w:color w:val="000000"/>
@@ -1906,7 +1982,9 @@
             <w:rPr>
               <w:rFonts w:ascii="Calibri" w:cs="Calibri" w:eastAsia="Calibri" w:hAnsi="Calibri"/>
               <w:b w:val="0"/>
+              <w:bCs w:val="0"/>
               <w:i w:val="0"/>
+              <w:iCs w:val="0"/>
               <w:smallCaps w:val="0"/>
               <w:strike w:val="0"/>
               <w:color w:val="000000"/>
@@ -1922,7 +2000,9 @@
               <w:rPr>
                 <w:rFonts w:ascii="Calibri" w:cs="Calibri" w:eastAsia="Calibri" w:hAnsi="Calibri"/>
                 <w:b w:val="1"/>
+                <w:bCs w:val="1"/>
                 <w:i w:val="0"/>
+                <w:iCs w:val="0"/>
                 <w:smallCaps w:val="0"/>
                 <w:strike w:val="0"/>
                 <w:color w:val="000000"/>
@@ -1967,7 +2047,9 @@
             <w:rPr>
               <w:rFonts w:ascii="Calibri" w:cs="Calibri" w:eastAsia="Calibri" w:hAnsi="Calibri"/>
               <w:b w:val="0"/>
+              <w:bCs w:val="0"/>
               <w:i w:val="0"/>
+              <w:iCs w:val="0"/>
               <w:smallCaps w:val="0"/>
               <w:strike w:val="0"/>
               <w:color w:val="000000"/>
@@ -1983,7 +2065,9 @@
               <w:rPr>
                 <w:rFonts w:ascii="Calibri" w:cs="Calibri" w:eastAsia="Calibri" w:hAnsi="Calibri"/>
                 <w:b w:val="0"/>
+                <w:bCs w:val="0"/>
                 <w:i w:val="1"/>
+                <w:iCs w:val="1"/>
                 <w:smallCaps w:val="0"/>
                 <w:strike w:val="0"/>
                 <w:color w:val="000000"/>
@@ -2028,7 +2112,9 @@
             <w:rPr>
               <w:rFonts w:ascii="Calibri" w:cs="Calibri" w:eastAsia="Calibri" w:hAnsi="Calibri"/>
               <w:b w:val="0"/>
+              <w:bCs w:val="0"/>
               <w:i w:val="0"/>
+              <w:iCs w:val="0"/>
               <w:smallCaps w:val="0"/>
               <w:strike w:val="0"/>
               <w:color w:val="000000"/>
@@ -2044,7 +2130,9 @@
               <w:rPr>
                 <w:rFonts w:ascii="Calibri" w:cs="Calibri" w:eastAsia="Calibri" w:hAnsi="Calibri"/>
                 <w:b w:val="0"/>
+                <w:bCs w:val="0"/>
                 <w:i w:val="1"/>
+                <w:iCs w:val="1"/>
                 <w:smallCaps w:val="0"/>
                 <w:strike w:val="0"/>
                 <w:color w:val="000000"/>
@@ -2089,7 +2177,9 @@
             <w:rPr>
               <w:rFonts w:ascii="Calibri" w:cs="Calibri" w:eastAsia="Calibri" w:hAnsi="Calibri"/>
               <w:b w:val="0"/>
+              <w:bCs w:val="0"/>
               <w:i w:val="0"/>
+              <w:iCs w:val="0"/>
               <w:smallCaps w:val="0"/>
               <w:strike w:val="0"/>
               <w:color w:val="000000"/>
@@ -2105,7 +2195,9 @@
               <w:rPr>
                 <w:rFonts w:ascii="Calibri" w:cs="Calibri" w:eastAsia="Calibri" w:hAnsi="Calibri"/>
                 <w:b w:val="0"/>
+                <w:bCs w:val="0"/>
                 <w:i w:val="1"/>
+                <w:iCs w:val="1"/>
                 <w:smallCaps w:val="0"/>
                 <w:strike w:val="0"/>
                 <w:color w:val="000000"/>
@@ -2150,7 +2242,9 @@
             <w:rPr>
               <w:rFonts w:ascii="Calibri" w:cs="Calibri" w:eastAsia="Calibri" w:hAnsi="Calibri"/>
               <w:b w:val="0"/>
+              <w:bCs w:val="0"/>
               <w:i w:val="0"/>
+              <w:iCs w:val="0"/>
               <w:smallCaps w:val="0"/>
               <w:strike w:val="0"/>
               <w:color w:val="000000"/>
@@ -2166,7 +2260,9 @@
               <w:rPr>
                 <w:rFonts w:ascii="Calibri" w:cs="Calibri" w:eastAsia="Calibri" w:hAnsi="Calibri"/>
                 <w:b w:val="0"/>
+                <w:bCs w:val="0"/>
                 <w:i w:val="1"/>
+                <w:iCs w:val="1"/>
                 <w:smallCaps w:val="0"/>
                 <w:strike w:val="0"/>
                 <w:color w:val="000000"/>
@@ -2250,7 +2346,9 @@
         <w:rPr>
           <w:rFonts w:ascii="Cambria" w:cs="Cambria" w:eastAsia="Cambria" w:hAnsi="Cambria"/>
           <w:b w:val="0"/>
+          <w:bCs w:val="0"/>
           <w:i w:val="0"/>
+          <w:iCs w:val="0"/>
           <w:smallCaps w:val="0"/>
           <w:strike w:val="0"/>
           <w:color w:val="17365d"/>
@@ -2265,7 +2363,9 @@
         <w:rPr>
           <w:rFonts w:ascii="Cambria" w:cs="Cambria" w:eastAsia="Cambria" w:hAnsi="Cambria"/>
           <w:b w:val="0"/>
+          <w:bCs w:val="0"/>
           <w:i w:val="0"/>
+          <w:iCs w:val="0"/>
           <w:smallCaps w:val="0"/>
           <w:strike w:val="0"/>
           <w:color w:val="17365d"/>
@@ -2299,7 +2399,9 @@
         <w:rPr>
           <w:rFonts w:ascii="Calibri" w:cs="Calibri" w:eastAsia="Calibri" w:hAnsi="Calibri"/>
           <w:b w:val="0"/>
+          <w:bCs w:val="0"/>
           <w:i w:val="0"/>
+          <w:iCs w:val="0"/>
           <w:smallCaps w:val="0"/>
           <w:strike w:val="0"/>
           <w:color w:val="000000"/>
@@ -2339,7 +2441,9 @@
         <w:rPr>
           <w:rFonts w:ascii="Cambria" w:cs="Cambria" w:eastAsia="Cambria" w:hAnsi="Cambria"/>
           <w:b w:val="1"/>
+          <w:bCs w:val="1"/>
           <w:i w:val="0"/>
+          <w:iCs w:val="0"/>
           <w:smallCaps w:val="0"/>
           <w:strike w:val="0"/>
           <w:color w:val="366091"/>
@@ -2356,7 +2460,9 @@
         <w:rPr>
           <w:rFonts w:ascii="Cambria" w:cs="Cambria" w:eastAsia="Cambria" w:hAnsi="Cambria"/>
           <w:b w:val="1"/>
+          <w:bCs w:val="1"/>
           <w:i w:val="0"/>
+          <w:iCs w:val="0"/>
           <w:smallCaps w:val="0"/>
           <w:strike w:val="0"/>
           <w:color w:val="366091"/>
@@ -2427,7 +2533,9 @@
               <w:rPr>
                 <w:rFonts w:ascii="Calibri" w:cs="Calibri" w:eastAsia="Calibri" w:hAnsi="Calibri"/>
                 <w:b w:val="1"/>
+                <w:bCs w:val="1"/>
                 <w:i w:val="0"/>
+                <w:iCs w:val="0"/>
                 <w:smallCaps w:val="0"/>
                 <w:strike w:val="0"/>
                 <w:color w:val="ffffff"/>
@@ -2442,7 +2550,9 @@
               <w:rPr>
                 <w:rFonts w:ascii="Calibri" w:cs="Calibri" w:eastAsia="Calibri" w:hAnsi="Calibri"/>
                 <w:b w:val="1"/>
+                <w:bCs w:val="1"/>
                 <w:i w:val="0"/>
+                <w:iCs w:val="0"/>
                 <w:smallCaps w:val="0"/>
                 <w:strike w:val="0"/>
                 <w:color w:val="ffffff"/>
@@ -2484,7 +2594,9 @@
               <w:rPr>
                 <w:rFonts w:ascii="Calibri" w:cs="Calibri" w:eastAsia="Calibri" w:hAnsi="Calibri"/>
                 <w:b w:val="0"/>
+                <w:bCs w:val="0"/>
                 <w:i w:val="1"/>
+                <w:iCs w:val="1"/>
                 <w:smallCaps w:val="0"/>
                 <w:strike w:val="0"/>
                 <w:color w:val="548dd4"/>
@@ -2499,7 +2611,9 @@
               <w:rPr>
                 <w:rFonts w:ascii="Calibri" w:cs="Calibri" w:eastAsia="Calibri" w:hAnsi="Calibri"/>
                 <w:b w:val="0"/>
+                <w:bCs w:val="0"/>
                 <w:i w:val="1"/>
+                <w:iCs w:val="1"/>
                 <w:smallCaps w:val="0"/>
                 <w:strike w:val="0"/>
                 <w:color w:val="548dd4"/>
@@ -2545,7 +2659,9 @@
               <w:rPr>
                 <w:rFonts w:ascii="Calibri" w:cs="Calibri" w:eastAsia="Calibri" w:hAnsi="Calibri"/>
                 <w:b w:val="1"/>
+                <w:bCs w:val="1"/>
                 <w:i w:val="0"/>
+                <w:iCs w:val="0"/>
                 <w:smallCaps w:val="0"/>
                 <w:strike w:val="0"/>
                 <w:color w:val="ffffff"/>
@@ -2560,7 +2676,9 @@
               <w:rPr>
                 <w:rFonts w:ascii="Calibri" w:cs="Calibri" w:eastAsia="Calibri" w:hAnsi="Calibri"/>
                 <w:b w:val="1"/>
+                <w:bCs w:val="1"/>
                 <w:i w:val="0"/>
+                <w:iCs w:val="0"/>
                 <w:smallCaps w:val="0"/>
                 <w:strike w:val="0"/>
                 <w:color w:val="ffffff"/>
@@ -2602,7 +2720,9 @@
               <w:rPr>
                 <w:rFonts w:ascii="Calibri" w:cs="Calibri" w:eastAsia="Calibri" w:hAnsi="Calibri"/>
                 <w:b w:val="0"/>
+                <w:bCs w:val="0"/>
                 <w:i w:val="1"/>
+                <w:iCs w:val="1"/>
                 <w:smallCaps w:val="0"/>
                 <w:strike w:val="0"/>
                 <w:color w:val="548dd4"/>
@@ -2651,7 +2771,9 @@
               <w:rPr>
                 <w:rFonts w:ascii="Calibri" w:cs="Calibri" w:eastAsia="Calibri" w:hAnsi="Calibri"/>
                 <w:b w:val="1"/>
+                <w:bCs w:val="1"/>
                 <w:i w:val="0"/>
+                <w:iCs w:val="0"/>
                 <w:smallCaps w:val="0"/>
                 <w:strike w:val="0"/>
                 <w:color w:val="ffffff"/>
@@ -2666,7 +2788,9 @@
               <w:rPr>
                 <w:rFonts w:ascii="Calibri" w:cs="Calibri" w:eastAsia="Calibri" w:hAnsi="Calibri"/>
                 <w:b w:val="1"/>
+                <w:bCs w:val="1"/>
                 <w:i w:val="0"/>
+                <w:iCs w:val="0"/>
                 <w:smallCaps w:val="0"/>
                 <w:strike w:val="0"/>
                 <w:color w:val="ffffff"/>
@@ -2708,7 +2832,9 @@
               <w:rPr>
                 <w:rFonts w:ascii="Calibri" w:cs="Calibri" w:eastAsia="Calibri" w:hAnsi="Calibri"/>
                 <w:b w:val="0"/>
+                <w:bCs w:val="0"/>
                 <w:i w:val="1"/>
+                <w:iCs w:val="1"/>
                 <w:smallCaps w:val="0"/>
                 <w:strike w:val="0"/>
                 <w:color w:val="548dd4"/>
@@ -2723,7 +2849,9 @@
               <w:rPr>
                 <w:rFonts w:ascii="Calibri" w:cs="Calibri" w:eastAsia="Calibri" w:hAnsi="Calibri"/>
                 <w:b w:val="0"/>
+                <w:bCs w:val="0"/>
                 <w:i w:val="1"/>
+                <w:iCs w:val="1"/>
                 <w:smallCaps w:val="0"/>
                 <w:strike w:val="0"/>
                 <w:color w:val="548dd4"/>
@@ -2769,7 +2897,9 @@
               <w:rPr>
                 <w:rFonts w:ascii="Calibri" w:cs="Calibri" w:eastAsia="Calibri" w:hAnsi="Calibri"/>
                 <w:b w:val="1"/>
+                <w:bCs w:val="1"/>
                 <w:i w:val="0"/>
+                <w:iCs w:val="0"/>
                 <w:smallCaps w:val="0"/>
                 <w:strike w:val="0"/>
                 <w:color w:val="ffffff"/>
@@ -2784,7 +2914,9 @@
               <w:rPr>
                 <w:rFonts w:ascii="Calibri" w:cs="Calibri" w:eastAsia="Calibri" w:hAnsi="Calibri"/>
                 <w:b w:val="1"/>
+                <w:bCs w:val="1"/>
                 <w:i w:val="0"/>
+                <w:iCs w:val="0"/>
                 <w:smallCaps w:val="0"/>
                 <w:strike w:val="0"/>
                 <w:color w:val="ffffff"/>
@@ -2826,7 +2958,9 @@
               <w:rPr>
                 <w:rFonts w:ascii="Calibri" w:cs="Calibri" w:eastAsia="Calibri" w:hAnsi="Calibri"/>
                 <w:b w:val="0"/>
+                <w:bCs w:val="0"/>
                 <w:i w:val="1"/>
+                <w:iCs w:val="1"/>
                 <w:smallCaps w:val="0"/>
                 <w:strike w:val="0"/>
                 <w:color w:val="548dd4"/>
@@ -2875,7 +3009,9 @@
               <w:rPr>
                 <w:rFonts w:ascii="Calibri" w:cs="Calibri" w:eastAsia="Calibri" w:hAnsi="Calibri"/>
                 <w:b w:val="1"/>
+                <w:bCs w:val="1"/>
                 <w:i w:val="0"/>
+                <w:iCs w:val="0"/>
                 <w:smallCaps w:val="0"/>
                 <w:strike w:val="0"/>
                 <w:color w:val="ffffff"/>
@@ -2890,7 +3026,9 @@
               <w:rPr>
                 <w:rFonts w:ascii="Calibri" w:cs="Calibri" w:eastAsia="Calibri" w:hAnsi="Calibri"/>
                 <w:b w:val="1"/>
+                <w:bCs w:val="1"/>
                 <w:i w:val="0"/>
+                <w:iCs w:val="0"/>
                 <w:smallCaps w:val="0"/>
                 <w:strike w:val="0"/>
                 <w:color w:val="ffffff"/>
@@ -2932,7 +3070,9 @@
               <w:rPr>
                 <w:rFonts w:ascii="Calibri" w:cs="Calibri" w:eastAsia="Calibri" w:hAnsi="Calibri"/>
                 <w:b w:val="0"/>
+                <w:bCs w:val="0"/>
                 <w:i w:val="1"/>
+                <w:iCs w:val="1"/>
                 <w:smallCaps w:val="0"/>
                 <w:strike w:val="0"/>
                 <w:color w:val="548dd4"/>
@@ -2947,7 +3087,9 @@
               <w:rPr>
                 <w:rFonts w:ascii="Calibri" w:cs="Calibri" w:eastAsia="Calibri" w:hAnsi="Calibri"/>
                 <w:b w:val="0"/>
+                <w:bCs w:val="0"/>
                 <w:i w:val="1"/>
+                <w:iCs w:val="1"/>
                 <w:smallCaps w:val="0"/>
                 <w:strike w:val="0"/>
                 <w:color w:val="548dd4"/>
@@ -2993,7 +3135,9 @@
               <w:rPr>
                 <w:rFonts w:ascii="Calibri" w:cs="Calibri" w:eastAsia="Calibri" w:hAnsi="Calibri"/>
                 <w:b w:val="1"/>
+                <w:bCs w:val="1"/>
                 <w:i w:val="0"/>
+                <w:iCs w:val="0"/>
                 <w:smallCaps w:val="0"/>
                 <w:strike w:val="0"/>
                 <w:color w:val="ffffff"/>
@@ -3008,7 +3152,9 @@
               <w:rPr>
                 <w:rFonts w:ascii="Calibri" w:cs="Calibri" w:eastAsia="Calibri" w:hAnsi="Calibri"/>
                 <w:b w:val="1"/>
+                <w:bCs w:val="1"/>
                 <w:i w:val="0"/>
+                <w:iCs w:val="0"/>
                 <w:smallCaps w:val="0"/>
                 <w:strike w:val="0"/>
                 <w:color w:val="ffffff"/>
@@ -3050,7 +3196,9 @@
               <w:rPr>
                 <w:rFonts w:ascii="Calibri" w:cs="Calibri" w:eastAsia="Calibri" w:hAnsi="Calibri"/>
                 <w:b w:val="0"/>
+                <w:bCs w:val="0"/>
                 <w:i w:val="1"/>
+                <w:iCs w:val="1"/>
                 <w:smallCaps w:val="0"/>
                 <w:strike w:val="0"/>
                 <w:color w:val="548dd4"/>
@@ -3099,7 +3247,9 @@
               <w:rPr>
                 <w:rFonts w:ascii="Calibri" w:cs="Calibri" w:eastAsia="Calibri" w:hAnsi="Calibri"/>
                 <w:b w:val="1"/>
+                <w:bCs w:val="1"/>
                 <w:i w:val="0"/>
+                <w:iCs w:val="0"/>
                 <w:smallCaps w:val="0"/>
                 <w:strike w:val="0"/>
                 <w:color w:val="ffffff"/>
@@ -3114,7 +3264,9 @@
               <w:rPr>
                 <w:rFonts w:ascii="Calibri" w:cs="Calibri" w:eastAsia="Calibri" w:hAnsi="Calibri"/>
                 <w:b w:val="1"/>
+                <w:bCs w:val="1"/>
                 <w:i w:val="0"/>
+                <w:iCs w:val="0"/>
                 <w:smallCaps w:val="0"/>
                 <w:strike w:val="0"/>
                 <w:color w:val="ffffff"/>
@@ -3156,7 +3308,9 @@
               <w:rPr>
                 <w:rFonts w:ascii="Calibri" w:cs="Calibri" w:eastAsia="Calibri" w:hAnsi="Calibri"/>
                 <w:b w:val="0"/>
+                <w:bCs w:val="0"/>
                 <w:i w:val="1"/>
+                <w:iCs w:val="1"/>
                 <w:smallCaps w:val="0"/>
                 <w:strike w:val="0"/>
                 <w:color w:val="548dd4"/>
@@ -3171,7 +3325,9 @@
               <w:rPr>
                 <w:rFonts w:ascii="Calibri" w:cs="Calibri" w:eastAsia="Calibri" w:hAnsi="Calibri"/>
                 <w:b w:val="0"/>
+                <w:bCs w:val="0"/>
                 <w:i w:val="1"/>
+                <w:iCs w:val="1"/>
                 <w:smallCaps w:val="0"/>
                 <w:strike w:val="0"/>
                 <w:color w:val="548dd4"/>
@@ -3217,7 +3373,9 @@
               <w:rPr>
                 <w:rFonts w:ascii="Calibri" w:cs="Calibri" w:eastAsia="Calibri" w:hAnsi="Calibri"/>
                 <w:b w:val="1"/>
+                <w:bCs w:val="1"/>
                 <w:i w:val="0"/>
+                <w:iCs w:val="0"/>
                 <w:smallCaps w:val="0"/>
                 <w:strike w:val="0"/>
                 <w:color w:val="ffffff"/>
@@ -3232,7 +3390,9 @@
               <w:rPr>
                 <w:rFonts w:ascii="Calibri" w:cs="Calibri" w:eastAsia="Calibri" w:hAnsi="Calibri"/>
                 <w:b w:val="1"/>
+                <w:bCs w:val="1"/>
                 <w:i w:val="0"/>
+                <w:iCs w:val="0"/>
                 <w:smallCaps w:val="0"/>
                 <w:strike w:val="0"/>
                 <w:color w:val="ffffff"/>
@@ -3274,7 +3434,9 @@
               <w:rPr>
                 <w:rFonts w:ascii="Calibri" w:cs="Calibri" w:eastAsia="Calibri" w:hAnsi="Calibri"/>
                 <w:b w:val="0"/>
+                <w:bCs w:val="0"/>
                 <w:i w:val="1"/>
+                <w:iCs w:val="1"/>
                 <w:smallCaps w:val="0"/>
                 <w:strike w:val="0"/>
                 <w:color w:val="548dd4"/>
@@ -3289,7 +3451,9 @@
               <w:rPr>
                 <w:rFonts w:ascii="Calibri" w:cs="Calibri" w:eastAsia="Calibri" w:hAnsi="Calibri"/>
                 <w:b w:val="0"/>
+                <w:bCs w:val="0"/>
                 <w:i w:val="1"/>
+                <w:iCs w:val="1"/>
                 <w:smallCaps w:val="0"/>
                 <w:strike w:val="0"/>
                 <w:color w:val="548dd4"/>
@@ -3335,7 +3499,9 @@
               <w:rPr>
                 <w:rFonts w:ascii="Calibri" w:cs="Calibri" w:eastAsia="Calibri" w:hAnsi="Calibri"/>
                 <w:b w:val="1"/>
+                <w:bCs w:val="1"/>
                 <w:i w:val="0"/>
+                <w:iCs w:val="0"/>
                 <w:smallCaps w:val="0"/>
                 <w:strike w:val="0"/>
                 <w:color w:val="ffffff"/>
@@ -3350,7 +3516,9 @@
               <w:rPr>
                 <w:rFonts w:ascii="Calibri" w:cs="Calibri" w:eastAsia="Calibri" w:hAnsi="Calibri"/>
                 <w:b w:val="1"/>
+                <w:bCs w:val="1"/>
                 <w:i w:val="0"/>
+                <w:iCs w:val="0"/>
                 <w:smallCaps w:val="0"/>
                 <w:strike w:val="0"/>
                 <w:color w:val="ffffff"/>
@@ -3392,7 +3560,9 @@
               <w:rPr>
                 <w:rFonts w:ascii="Calibri" w:cs="Calibri" w:eastAsia="Calibri" w:hAnsi="Calibri"/>
                 <w:b w:val="0"/>
+                <w:bCs w:val="0"/>
                 <w:i w:val="1"/>
+                <w:iCs w:val="1"/>
                 <w:smallCaps w:val="0"/>
                 <w:strike w:val="0"/>
                 <w:color w:val="548dd4"/>
@@ -3407,7 +3577,9 @@
               <w:rPr>
                 <w:rFonts w:ascii="Calibri" w:cs="Calibri" w:eastAsia="Calibri" w:hAnsi="Calibri"/>
                 <w:b w:val="0"/>
+                <w:bCs w:val="0"/>
                 <w:i w:val="1"/>
+                <w:iCs w:val="1"/>
                 <w:smallCaps w:val="0"/>
                 <w:strike w:val="0"/>
                 <w:color w:val="548dd4"/>
@@ -3453,7 +3625,9 @@
               <w:rPr>
                 <w:rFonts w:ascii="Calibri" w:cs="Calibri" w:eastAsia="Calibri" w:hAnsi="Calibri"/>
                 <w:b w:val="1"/>
+                <w:bCs w:val="1"/>
                 <w:i w:val="0"/>
+                <w:iCs w:val="0"/>
                 <w:smallCaps w:val="0"/>
                 <w:strike w:val="0"/>
                 <w:color w:val="ffffff"/>
@@ -3468,7 +3642,9 @@
               <w:rPr>
                 <w:rFonts w:ascii="Calibri" w:cs="Calibri" w:eastAsia="Calibri" w:hAnsi="Calibri"/>
                 <w:b w:val="1"/>
+                <w:bCs w:val="1"/>
                 <w:i w:val="0"/>
+                <w:iCs w:val="0"/>
                 <w:smallCaps w:val="0"/>
                 <w:strike w:val="0"/>
                 <w:color w:val="ffffff"/>
@@ -3510,7 +3686,9 @@
               <w:rPr>
                 <w:rFonts w:ascii="Calibri" w:cs="Calibri" w:eastAsia="Calibri" w:hAnsi="Calibri"/>
                 <w:b w:val="0"/>
+                <w:bCs w:val="0"/>
                 <w:i w:val="1"/>
+                <w:iCs w:val="1"/>
                 <w:smallCaps w:val="0"/>
                 <w:strike w:val="0"/>
                 <w:color w:val="548dd4"/>
@@ -3525,7 +3703,9 @@
               <w:rPr>
                 <w:rFonts w:ascii="Calibri" w:cs="Calibri" w:eastAsia="Calibri" w:hAnsi="Calibri"/>
                 <w:b w:val="0"/>
+                <w:bCs w:val="0"/>
                 <w:i w:val="1"/>
+                <w:iCs w:val="1"/>
                 <w:smallCaps w:val="0"/>
                 <w:strike w:val="0"/>
                 <w:color w:val="548dd4"/>
@@ -3571,7 +3751,9 @@
               <w:rPr>
                 <w:rFonts w:ascii="Calibri" w:cs="Calibri" w:eastAsia="Calibri" w:hAnsi="Calibri"/>
                 <w:b w:val="1"/>
+                <w:bCs w:val="1"/>
                 <w:i w:val="0"/>
+                <w:iCs w:val="0"/>
                 <w:smallCaps w:val="0"/>
                 <w:strike w:val="0"/>
                 <w:color w:val="ffffff"/>
@@ -3586,7 +3768,9 @@
               <w:rPr>
                 <w:rFonts w:ascii="Calibri" w:cs="Calibri" w:eastAsia="Calibri" w:hAnsi="Calibri"/>
                 <w:b w:val="1"/>
+                <w:bCs w:val="1"/>
                 <w:i w:val="0"/>
+                <w:iCs w:val="0"/>
                 <w:smallCaps w:val="0"/>
                 <w:strike w:val="0"/>
                 <w:color w:val="ffffff"/>
@@ -3628,7 +3812,9 @@
               <w:rPr>
                 <w:rFonts w:ascii="Calibri" w:cs="Calibri" w:eastAsia="Calibri" w:hAnsi="Calibri"/>
                 <w:b w:val="0"/>
+                <w:bCs w:val="0"/>
                 <w:i w:val="1"/>
+                <w:iCs w:val="1"/>
                 <w:smallCaps w:val="0"/>
                 <w:strike w:val="0"/>
                 <w:color w:val="548dd4"/>
@@ -3643,7 +3829,9 @@
               <w:rPr>
                 <w:rFonts w:ascii="Calibri" w:cs="Calibri" w:eastAsia="Calibri" w:hAnsi="Calibri"/>
                 <w:b w:val="0"/>
+                <w:bCs w:val="0"/>
                 <w:i w:val="1"/>
+                <w:iCs w:val="1"/>
                 <w:smallCaps w:val="0"/>
                 <w:strike w:val="0"/>
                 <w:color w:val="548dd4"/>
@@ -3689,7 +3877,9 @@
               <w:rPr>
                 <w:rFonts w:ascii="Calibri" w:cs="Calibri" w:eastAsia="Calibri" w:hAnsi="Calibri"/>
                 <w:b w:val="1"/>
+                <w:bCs w:val="1"/>
                 <w:i w:val="0"/>
+                <w:iCs w:val="0"/>
                 <w:smallCaps w:val="0"/>
                 <w:strike w:val="0"/>
                 <w:color w:val="ffffff"/>
@@ -3704,7 +3894,9 @@
               <w:rPr>
                 <w:rFonts w:ascii="Calibri" w:cs="Calibri" w:eastAsia="Calibri" w:hAnsi="Calibri"/>
                 <w:b w:val="1"/>
+                <w:bCs w:val="1"/>
                 <w:i w:val="0"/>
+                <w:iCs w:val="0"/>
                 <w:smallCaps w:val="0"/>
                 <w:strike w:val="0"/>
                 <w:color w:val="ffffff"/>
@@ -3746,7 +3938,9 @@
               <w:rPr>
                 <w:rFonts w:ascii="Calibri" w:cs="Calibri" w:eastAsia="Calibri" w:hAnsi="Calibri"/>
                 <w:b w:val="0"/>
+                <w:bCs w:val="0"/>
                 <w:i w:val="1"/>
+                <w:iCs w:val="1"/>
                 <w:smallCaps w:val="0"/>
                 <w:strike w:val="0"/>
                 <w:color w:val="548dd4"/>
@@ -3761,7 +3955,9 @@
               <w:rPr>
                 <w:rFonts w:ascii="Calibri" w:cs="Calibri" w:eastAsia="Calibri" w:hAnsi="Calibri"/>
                 <w:b w:val="0"/>
+                <w:bCs w:val="0"/>
                 <w:i w:val="1"/>
+                <w:iCs w:val="1"/>
                 <w:smallCaps w:val="0"/>
                 <w:strike w:val="0"/>
                 <w:color w:val="548dd4"/>
@@ -3807,7 +4003,9 @@
               <w:rPr>
                 <w:rFonts w:ascii="Calibri" w:cs="Calibri" w:eastAsia="Calibri" w:hAnsi="Calibri"/>
                 <w:b w:val="1"/>
+                <w:bCs w:val="1"/>
                 <w:i w:val="0"/>
+                <w:iCs w:val="0"/>
                 <w:smallCaps w:val="0"/>
                 <w:strike w:val="0"/>
                 <w:color w:val="ffffff"/>
@@ -3822,7 +4020,9 @@
               <w:rPr>
                 <w:rFonts w:ascii="Calibri" w:cs="Calibri" w:eastAsia="Calibri" w:hAnsi="Calibri"/>
                 <w:b w:val="1"/>
+                <w:bCs w:val="1"/>
                 <w:i w:val="0"/>
+                <w:iCs w:val="0"/>
                 <w:smallCaps w:val="0"/>
                 <w:strike w:val="0"/>
                 <w:color w:val="ffffff"/>
@@ -3864,7 +4064,9 @@
               <w:rPr>
                 <w:rFonts w:ascii="Calibri" w:cs="Calibri" w:eastAsia="Calibri" w:hAnsi="Calibri"/>
                 <w:b w:val="0"/>
+                <w:bCs w:val="0"/>
                 <w:i w:val="1"/>
+                <w:iCs w:val="1"/>
                 <w:smallCaps w:val="0"/>
                 <w:strike w:val="0"/>
                 <w:color w:val="548dd4"/>
@@ -3879,7 +4081,9 @@
               <w:rPr>
                 <w:rFonts w:ascii="Calibri" w:cs="Calibri" w:eastAsia="Calibri" w:hAnsi="Calibri"/>
                 <w:b w:val="0"/>
+                <w:bCs w:val="0"/>
                 <w:i w:val="1"/>
+                <w:iCs w:val="1"/>
                 <w:smallCaps w:val="0"/>
                 <w:strike w:val="0"/>
                 <w:color w:val="548dd4"/>
@@ -3925,7 +4129,9 @@
               <w:rPr>
                 <w:rFonts w:ascii="Calibri" w:cs="Calibri" w:eastAsia="Calibri" w:hAnsi="Calibri"/>
                 <w:b w:val="1"/>
+                <w:bCs w:val="1"/>
                 <w:i w:val="0"/>
+                <w:iCs w:val="0"/>
                 <w:smallCaps w:val="0"/>
                 <w:strike w:val="0"/>
                 <w:color w:val="ffffff"/>
@@ -3940,7 +4146,9 @@
               <w:rPr>
                 <w:rFonts w:ascii="Calibri" w:cs="Calibri" w:eastAsia="Calibri" w:hAnsi="Calibri"/>
                 <w:b w:val="1"/>
+                <w:bCs w:val="1"/>
                 <w:i w:val="0"/>
+                <w:iCs w:val="0"/>
                 <w:smallCaps w:val="0"/>
                 <w:strike w:val="0"/>
                 <w:color w:val="ffffff"/>
@@ -3982,7 +4190,9 @@
               <w:rPr>
                 <w:rFonts w:ascii="Calibri" w:cs="Calibri" w:eastAsia="Calibri" w:hAnsi="Calibri"/>
                 <w:b w:val="0"/>
+                <w:bCs w:val="0"/>
                 <w:i w:val="1"/>
+                <w:iCs w:val="1"/>
                 <w:smallCaps w:val="0"/>
                 <w:strike w:val="0"/>
                 <w:color w:val="548dd4"/>
@@ -3997,7 +4207,9 @@
               <w:rPr>
                 <w:rFonts w:ascii="Calibri" w:cs="Calibri" w:eastAsia="Calibri" w:hAnsi="Calibri"/>
                 <w:b w:val="0"/>
+                <w:bCs w:val="0"/>
                 <w:i w:val="1"/>
+                <w:iCs w:val="1"/>
                 <w:smallCaps w:val="0"/>
                 <w:strike w:val="0"/>
                 <w:color w:val="548dd4"/>
@@ -4034,7 +4246,9 @@
         <w:rPr>
           <w:rFonts w:ascii="Calibri" w:cs="Calibri" w:eastAsia="Calibri" w:hAnsi="Calibri"/>
           <w:b w:val="0"/>
+          <w:bCs w:val="0"/>
           <w:i w:val="0"/>
+          <w:iCs w:val="0"/>
           <w:smallCaps w:val="0"/>
           <w:strike w:val="0"/>
           <w:color w:val="000000"/>
@@ -4056,6 +4270,7 @@
         <w:rPr>
           <w:rFonts w:ascii="Cambria" w:cs="Cambria" w:eastAsia="Cambria" w:hAnsi="Cambria"/>
           <w:b w:val="1"/>
+          <w:bCs w:val="1"/>
           <w:color w:val="366091"/>
           <w:sz w:val="28"/>
           <w:szCs w:val="28"/>
@@ -4093,7 +4308,9 @@
         <w:rPr>
           <w:rFonts w:ascii="Cambria" w:cs="Cambria" w:eastAsia="Cambria" w:hAnsi="Cambria"/>
           <w:b w:val="1"/>
+          <w:bCs w:val="1"/>
           <w:i w:val="0"/>
+          <w:iCs w:val="0"/>
           <w:smallCaps w:val="0"/>
           <w:strike w:val="0"/>
           <w:color w:val="366091"/>
@@ -4110,7 +4327,9 @@
         <w:rPr>
           <w:rFonts w:ascii="Cambria" w:cs="Cambria" w:eastAsia="Cambria" w:hAnsi="Cambria"/>
           <w:b w:val="1"/>
+          <w:bCs w:val="1"/>
           <w:i w:val="0"/>
+          <w:iCs w:val="0"/>
           <w:smallCaps w:val="0"/>
           <w:strike w:val="0"/>
           <w:color w:val="366091"/>
@@ -4144,7 +4363,9 @@
         <w:rPr>
           <w:rFonts w:ascii="Cambria" w:cs="Cambria" w:eastAsia="Cambria" w:hAnsi="Cambria"/>
           <w:b w:val="1"/>
+          <w:bCs w:val="1"/>
           <w:i w:val="0"/>
+          <w:iCs w:val="0"/>
           <w:smallCaps w:val="0"/>
           <w:strike w:val="0"/>
           <w:color w:val="4f81bd"/>
@@ -4161,7 +4382,9 @@
         <w:rPr>
           <w:rFonts w:ascii="Cambria" w:cs="Cambria" w:eastAsia="Cambria" w:hAnsi="Cambria"/>
           <w:b w:val="1"/>
+          <w:bCs w:val="1"/>
           <w:i w:val="0"/>
+          <w:iCs w:val="0"/>
           <w:smallCaps w:val="0"/>
           <w:strike w:val="0"/>
           <w:color w:val="4f81bd"/>
@@ -4238,7 +4461,9 @@
               <w:rPr>
                 <w:rFonts w:ascii="Calibri" w:cs="Calibri" w:eastAsia="Calibri" w:hAnsi="Calibri"/>
                 <w:b w:val="0"/>
+                <w:bCs w:val="0"/>
                 <w:i w:val="0"/>
+                <w:iCs w:val="0"/>
                 <w:smallCaps w:val="0"/>
                 <w:strike w:val="0"/>
                 <w:color w:val="ffffff"/>
@@ -4253,7 +4478,9 @@
               <w:rPr>
                 <w:rFonts w:ascii="Calibri" w:cs="Calibri" w:eastAsia="Calibri" w:hAnsi="Calibri"/>
                 <w:b w:val="0"/>
+                <w:bCs w:val="0"/>
                 <w:i w:val="0"/>
+                <w:iCs w:val="0"/>
                 <w:smallCaps w:val="0"/>
                 <w:strike w:val="0"/>
                 <w:color w:val="ffffff"/>
@@ -4293,7 +4520,9 @@
               <w:rPr>
                 <w:rFonts w:ascii="Calibri" w:cs="Calibri" w:eastAsia="Calibri" w:hAnsi="Calibri"/>
                 <w:b w:val="0"/>
+                <w:bCs w:val="0"/>
                 <w:i w:val="0"/>
+                <w:iCs w:val="0"/>
                 <w:smallCaps w:val="0"/>
                 <w:strike w:val="0"/>
                 <w:color w:val="ffffff"/>
@@ -4308,7 +4537,9 @@
               <w:rPr>
                 <w:rFonts w:ascii="Calibri" w:cs="Calibri" w:eastAsia="Calibri" w:hAnsi="Calibri"/>
                 <w:b w:val="0"/>
+                <w:bCs w:val="0"/>
                 <w:i w:val="0"/>
+                <w:iCs w:val="0"/>
                 <w:smallCaps w:val="0"/>
                 <w:strike w:val="0"/>
                 <w:color w:val="ffffff"/>
@@ -4347,7 +4578,9 @@
               <w:rPr>
                 <w:rFonts w:ascii="Calibri" w:cs="Calibri" w:eastAsia="Calibri" w:hAnsi="Calibri"/>
                 <w:b w:val="0"/>
+                <w:bCs w:val="0"/>
                 <w:i w:val="0"/>
+                <w:iCs w:val="0"/>
                 <w:smallCaps w:val="0"/>
                 <w:strike w:val="0"/>
                 <w:color w:val="ffffff"/>
@@ -4362,7 +4595,9 @@
               <w:rPr>
                 <w:rFonts w:ascii="Calibri" w:cs="Calibri" w:eastAsia="Calibri" w:hAnsi="Calibri"/>
                 <w:b w:val="0"/>
+                <w:bCs w:val="0"/>
                 <w:i w:val="0"/>
+                <w:iCs w:val="0"/>
                 <w:smallCaps w:val="0"/>
                 <w:strike w:val="0"/>
                 <w:color w:val="ffffff"/>
@@ -4408,7 +4643,9 @@
               <w:rPr>
                 <w:rFonts w:ascii="Calibri" w:cs="Calibri" w:eastAsia="Calibri" w:hAnsi="Calibri"/>
                 <w:b w:val="0"/>
+                <w:bCs w:val="0"/>
                 <w:i w:val="0"/>
+                <w:iCs w:val="0"/>
                 <w:smallCaps w:val="0"/>
                 <w:strike w:val="0"/>
                 <w:color w:val="ffffff"/>
@@ -4451,7 +4688,9 @@
               <w:rPr>
                 <w:rFonts w:ascii="Calibri" w:cs="Calibri" w:eastAsia="Calibri" w:hAnsi="Calibri"/>
                 <w:b w:val="0"/>
+                <w:bCs w:val="0"/>
                 <w:i w:val="0"/>
+                <w:iCs w:val="0"/>
                 <w:smallCaps w:val="0"/>
                 <w:strike w:val="0"/>
                 <w:color w:val="ffffff"/>
@@ -4493,7 +4732,9 @@
               <w:rPr>
                 <w:rFonts w:ascii="Calibri" w:cs="Calibri" w:eastAsia="Calibri" w:hAnsi="Calibri"/>
                 <w:b w:val="0"/>
+                <w:bCs w:val="0"/>
                 <w:i w:val="0"/>
+                <w:iCs w:val="0"/>
                 <w:smallCaps w:val="0"/>
                 <w:strike w:val="0"/>
                 <w:color w:val="ffffff"/>
@@ -4542,7 +4783,9 @@
               <w:rPr>
                 <w:rFonts w:ascii="Calibri" w:cs="Calibri" w:eastAsia="Calibri" w:hAnsi="Calibri"/>
                 <w:b w:val="0"/>
+                <w:bCs w:val="0"/>
                 <w:i w:val="0"/>
+                <w:iCs w:val="0"/>
                 <w:smallCaps w:val="0"/>
                 <w:strike w:val="0"/>
                 <w:color w:val="ffffff"/>
@@ -4557,7 +4800,9 @@
               <w:rPr>
                 <w:rFonts w:ascii="Calibri" w:cs="Calibri" w:eastAsia="Calibri" w:hAnsi="Calibri"/>
                 <w:b w:val="0"/>
+                <w:bCs w:val="0"/>
                 <w:i w:val="0"/>
+                <w:iCs w:val="0"/>
                 <w:smallCaps w:val="0"/>
                 <w:strike w:val="0"/>
                 <w:color w:val="ffffff"/>
@@ -4597,7 +4842,9 @@
               <w:rPr>
                 <w:rFonts w:ascii="Calibri" w:cs="Calibri" w:eastAsia="Calibri" w:hAnsi="Calibri"/>
                 <w:b w:val="0"/>
+                <w:bCs w:val="0"/>
                 <w:i w:val="0"/>
+                <w:iCs w:val="0"/>
                 <w:smallCaps w:val="0"/>
                 <w:strike w:val="0"/>
                 <w:color w:val="ffffff"/>
@@ -4612,7 +4859,9 @@
               <w:rPr>
                 <w:rFonts w:ascii="Calibri" w:cs="Calibri" w:eastAsia="Calibri" w:hAnsi="Calibri"/>
                 <w:b w:val="0"/>
+                <w:bCs w:val="0"/>
                 <w:i w:val="0"/>
+                <w:iCs w:val="0"/>
                 <w:smallCaps w:val="0"/>
                 <w:strike w:val="0"/>
                 <w:color w:val="ffffff"/>
@@ -4657,7 +4906,9 @@
               <w:rPr>
                 <w:rFonts w:ascii="Calibri" w:cs="Calibri" w:eastAsia="Calibri" w:hAnsi="Calibri"/>
                 <w:b w:val="0"/>
+                <w:bCs w:val="0"/>
                 <w:i w:val="0"/>
+                <w:iCs w:val="0"/>
                 <w:smallCaps w:val="0"/>
                 <w:strike w:val="0"/>
                 <w:color w:val="000000"/>
@@ -4699,7 +4950,9 @@
               <w:rPr>
                 <w:rFonts w:ascii="Calibri" w:cs="Calibri" w:eastAsia="Calibri" w:hAnsi="Calibri"/>
                 <w:b w:val="0"/>
+                <w:bCs w:val="0"/>
                 <w:i w:val="0"/>
+                <w:iCs w:val="0"/>
                 <w:smallCaps w:val="0"/>
                 <w:strike w:val="0"/>
                 <w:color w:val="000000"/>
@@ -4748,7 +5001,9 @@
               <w:rPr>
                 <w:rFonts w:ascii="Calibri" w:cs="Calibri" w:eastAsia="Calibri" w:hAnsi="Calibri"/>
                 <w:b w:val="0"/>
+                <w:bCs w:val="0"/>
                 <w:i w:val="0"/>
+                <w:iCs w:val="0"/>
                 <w:smallCaps w:val="0"/>
                 <w:strike w:val="0"/>
                 <w:color w:val="ffffff"/>
@@ -4763,7 +5018,9 @@
               <w:rPr>
                 <w:rFonts w:ascii="Calibri" w:cs="Calibri" w:eastAsia="Calibri" w:hAnsi="Calibri"/>
                 <w:b w:val="0"/>
+                <w:bCs w:val="0"/>
                 <w:i w:val="0"/>
+                <w:iCs w:val="0"/>
                 <w:smallCaps w:val="0"/>
                 <w:strike w:val="0"/>
                 <w:color w:val="ffffff"/>
@@ -4808,7 +5065,9 @@
               <w:rPr>
                 <w:rFonts w:ascii="Calibri" w:cs="Calibri" w:eastAsia="Calibri" w:hAnsi="Calibri"/>
                 <w:b w:val="0"/>
+                <w:bCs w:val="0"/>
                 <w:i w:val="0"/>
+                <w:iCs w:val="0"/>
                 <w:smallCaps w:val="0"/>
                 <w:strike w:val="0"/>
                 <w:color w:val="000000"/>
@@ -4857,7 +5116,9 @@
               <w:rPr>
                 <w:rFonts w:ascii="Calibri" w:cs="Calibri" w:eastAsia="Calibri" w:hAnsi="Calibri"/>
                 <w:b w:val="0"/>
+                <w:bCs w:val="0"/>
                 <w:i w:val="0"/>
+                <w:iCs w:val="0"/>
                 <w:smallCaps w:val="0"/>
                 <w:strike w:val="0"/>
                 <w:color w:val="ffffff"/>
@@ -4872,7 +5133,9 @@
               <w:rPr>
                 <w:rFonts w:ascii="Calibri" w:cs="Calibri" w:eastAsia="Calibri" w:hAnsi="Calibri"/>
                 <w:b w:val="0"/>
+                <w:bCs w:val="0"/>
                 <w:i w:val="0"/>
+                <w:iCs w:val="0"/>
                 <w:smallCaps w:val="0"/>
                 <w:strike w:val="0"/>
                 <w:color w:val="ffffff"/>
@@ -4911,7 +5174,9 @@
               <w:rPr>
                 <w:rFonts w:ascii="Calibri" w:cs="Calibri" w:eastAsia="Calibri" w:hAnsi="Calibri"/>
                 <w:b w:val="0"/>
+                <w:bCs w:val="0"/>
                 <w:i w:val="0"/>
+                <w:iCs w:val="0"/>
                 <w:smallCaps w:val="0"/>
                 <w:strike w:val="0"/>
                 <w:color w:val="000000"/>
@@ -4951,7 +5216,9 @@
         <w:rPr>
           <w:rFonts w:ascii="Calibri" w:cs="Calibri" w:eastAsia="Calibri" w:hAnsi="Calibri"/>
           <w:b w:val="0"/>
+          <w:bCs w:val="0"/>
           <w:i w:val="0"/>
+          <w:iCs w:val="0"/>
           <w:smallCaps w:val="0"/>
           <w:strike w:val="0"/>
           <w:color w:val="000000"/>
@@ -4988,7 +5255,9 @@
         <w:rPr>
           <w:rFonts w:ascii="Cambria" w:cs="Cambria" w:eastAsia="Cambria" w:hAnsi="Cambria"/>
           <w:b w:val="1"/>
+          <w:bCs w:val="1"/>
           <w:i w:val="0"/>
+          <w:iCs w:val="0"/>
           <w:smallCaps w:val="0"/>
           <w:strike w:val="0"/>
           <w:color w:val="4f81bd"/>
@@ -5005,7 +5274,9 @@
         <w:rPr>
           <w:rFonts w:ascii="Cambria" w:cs="Cambria" w:eastAsia="Cambria" w:hAnsi="Cambria"/>
           <w:b w:val="1"/>
+          <w:bCs w:val="1"/>
           <w:i w:val="0"/>
+          <w:iCs w:val="0"/>
           <w:smallCaps w:val="0"/>
           <w:strike w:val="0"/>
           <w:color w:val="4f81bd"/>
@@ -5077,7 +5348,9 @@
               <w:rPr>
                 <w:rFonts w:ascii="Calibri" w:cs="Calibri" w:eastAsia="Calibri" w:hAnsi="Calibri"/>
                 <w:b w:val="0"/>
+                <w:bCs w:val="0"/>
                 <w:i w:val="0"/>
+                <w:iCs w:val="0"/>
                 <w:smallCaps w:val="0"/>
                 <w:strike w:val="0"/>
                 <w:color w:val="ffffff"/>
@@ -5092,7 +5365,9 @@
               <w:rPr>
                 <w:rFonts w:ascii="Calibri" w:cs="Calibri" w:eastAsia="Calibri" w:hAnsi="Calibri"/>
                 <w:b w:val="0"/>
+                <w:bCs w:val="0"/>
                 <w:i w:val="0"/>
+                <w:iCs w:val="0"/>
                 <w:smallCaps w:val="0"/>
                 <w:strike w:val="0"/>
                 <w:color w:val="ffffff"/>
@@ -5131,7 +5406,9 @@
               <w:rPr>
                 <w:rFonts w:ascii="Calibri" w:cs="Calibri" w:eastAsia="Calibri" w:hAnsi="Calibri"/>
                 <w:b w:val="0"/>
+                <w:bCs w:val="0"/>
                 <w:i w:val="0"/>
+                <w:iCs w:val="0"/>
                 <w:smallCaps w:val="0"/>
                 <w:strike w:val="0"/>
                 <w:color w:val="ffffff"/>
@@ -5146,7 +5423,9 @@
               <w:rPr>
                 <w:rFonts w:ascii="Calibri" w:cs="Calibri" w:eastAsia="Calibri" w:hAnsi="Calibri"/>
                 <w:b w:val="0"/>
+                <w:bCs w:val="0"/>
                 <w:i w:val="0"/>
+                <w:iCs w:val="0"/>
                 <w:smallCaps w:val="0"/>
                 <w:strike w:val="0"/>
                 <w:color w:val="ffffff"/>
@@ -5185,7 +5464,9 @@
               <w:rPr>
                 <w:rFonts w:ascii="Calibri" w:cs="Calibri" w:eastAsia="Calibri" w:hAnsi="Calibri"/>
                 <w:b w:val="0"/>
+                <w:bCs w:val="0"/>
                 <w:i w:val="0"/>
+                <w:iCs w:val="0"/>
                 <w:smallCaps w:val="0"/>
                 <w:strike w:val="0"/>
                 <w:color w:val="ffffff"/>
@@ -5200,7 +5481,9 @@
               <w:rPr>
                 <w:rFonts w:ascii="Calibri" w:cs="Calibri" w:eastAsia="Calibri" w:hAnsi="Calibri"/>
                 <w:b w:val="0"/>
+                <w:bCs w:val="0"/>
                 <w:i w:val="0"/>
+                <w:iCs w:val="0"/>
                 <w:smallCaps w:val="0"/>
                 <w:strike w:val="0"/>
                 <w:color w:val="ffffff"/>
@@ -5243,7 +5526,9 @@
               <w:rPr>
                 <w:rFonts w:ascii="Calibri" w:cs="Calibri" w:eastAsia="Calibri" w:hAnsi="Calibri"/>
                 <w:b w:val="0"/>
+                <w:bCs w:val="0"/>
                 <w:i w:val="0"/>
+                <w:iCs w:val="0"/>
                 <w:smallCaps w:val="0"/>
                 <w:strike w:val="0"/>
                 <w:color w:val="000000"/>
@@ -5283,7 +5568,9 @@
               <w:rPr>
                 <w:rFonts w:ascii="Calibri" w:cs="Calibri" w:eastAsia="Calibri" w:hAnsi="Calibri"/>
                 <w:b w:val="0"/>
+                <w:bCs w:val="0"/>
                 <w:i w:val="0"/>
+                <w:iCs w:val="0"/>
                 <w:smallCaps w:val="0"/>
                 <w:strike w:val="0"/>
                 <w:color w:val="000000"/>
@@ -5323,7 +5610,9 @@
               <w:rPr>
                 <w:rFonts w:ascii="Calibri" w:cs="Calibri" w:eastAsia="Calibri" w:hAnsi="Calibri"/>
                 <w:b w:val="0"/>
+                <w:bCs w:val="0"/>
                 <w:i w:val="0"/>
+                <w:iCs w:val="0"/>
                 <w:smallCaps w:val="0"/>
                 <w:strike w:val="0"/>
                 <w:color w:val="000000"/>
@@ -5372,7 +5661,9 @@
               <w:rPr>
                 <w:rFonts w:ascii="Calibri" w:cs="Calibri" w:eastAsia="Calibri" w:hAnsi="Calibri"/>
                 <w:b w:val="0"/>
+                <w:bCs w:val="0"/>
                 <w:i w:val="0"/>
+                <w:iCs w:val="0"/>
                 <w:smallCaps w:val="0"/>
                 <w:strike w:val="0"/>
                 <w:color w:val="ffffff"/>
@@ -5387,7 +5678,9 @@
               <w:rPr>
                 <w:rFonts w:ascii="Calibri" w:cs="Calibri" w:eastAsia="Calibri" w:hAnsi="Calibri"/>
                 <w:b w:val="0"/>
+                <w:bCs w:val="0"/>
                 <w:i w:val="0"/>
+                <w:iCs w:val="0"/>
                 <w:smallCaps w:val="0"/>
                 <w:strike w:val="0"/>
                 <w:color w:val="ffffff"/>
@@ -5432,7 +5725,9 @@
               <w:rPr>
                 <w:rFonts w:ascii="Calibri" w:cs="Calibri" w:eastAsia="Calibri" w:hAnsi="Calibri"/>
                 <w:b w:val="0"/>
+                <w:bCs w:val="0"/>
                 <w:i w:val="0"/>
+                <w:iCs w:val="0"/>
                 <w:smallCaps w:val="0"/>
                 <w:strike w:val="0"/>
                 <w:color w:val="000000"/>
@@ -5481,7 +5776,9 @@
               <w:rPr>
                 <w:rFonts w:ascii="Calibri" w:cs="Calibri" w:eastAsia="Calibri" w:hAnsi="Calibri"/>
                 <w:b w:val="0"/>
+                <w:bCs w:val="0"/>
                 <w:i w:val="0"/>
+                <w:iCs w:val="0"/>
                 <w:smallCaps w:val="0"/>
                 <w:strike w:val="0"/>
                 <w:color w:val="ffffff"/>
@@ -5496,7 +5793,9 @@
               <w:rPr>
                 <w:rFonts w:ascii="Calibri" w:cs="Calibri" w:eastAsia="Calibri" w:hAnsi="Calibri"/>
                 <w:b w:val="0"/>
+                <w:bCs w:val="0"/>
                 <w:i w:val="0"/>
+                <w:iCs w:val="0"/>
                 <w:smallCaps w:val="0"/>
                 <w:strike w:val="0"/>
                 <w:color w:val="ffffff"/>
@@ -5541,7 +5840,9 @@
               <w:rPr>
                 <w:rFonts w:ascii="Calibri" w:cs="Calibri" w:eastAsia="Calibri" w:hAnsi="Calibri"/>
                 <w:b w:val="0"/>
+                <w:bCs w:val="0"/>
                 <w:i w:val="0"/>
+                <w:iCs w:val="0"/>
                 <w:smallCaps w:val="0"/>
                 <w:strike w:val="0"/>
                 <w:color w:val="000000"/>
@@ -5581,7 +5882,9 @@
         <w:rPr>
           <w:rFonts w:ascii="Calibri" w:cs="Calibri" w:eastAsia="Calibri" w:hAnsi="Calibri"/>
           <w:b w:val="0"/>
+          <w:bCs w:val="0"/>
           <w:i w:val="0"/>
+          <w:iCs w:val="0"/>
           <w:smallCaps w:val="0"/>
           <w:strike w:val="0"/>
           <w:color w:val="000000"/>
@@ -5618,7 +5921,9 @@
         <w:rPr>
           <w:rFonts w:ascii="Cambria" w:cs="Cambria" w:eastAsia="Cambria" w:hAnsi="Cambria"/>
           <w:b w:val="1"/>
+          <w:bCs w:val="1"/>
           <w:i w:val="0"/>
+          <w:iCs w:val="0"/>
           <w:smallCaps w:val="0"/>
           <w:strike w:val="0"/>
           <w:color w:val="4f81bd"/>
@@ -5635,7 +5940,9 @@
         <w:rPr>
           <w:rFonts w:ascii="Cambria" w:cs="Cambria" w:eastAsia="Cambria" w:hAnsi="Cambria"/>
           <w:b w:val="1"/>
+          <w:bCs w:val="1"/>
           <w:i w:val="0"/>
+          <w:iCs w:val="0"/>
           <w:smallCaps w:val="0"/>
           <w:strike w:val="0"/>
           <w:color w:val="4f81bd"/>
@@ -5709,7 +6016,9 @@
               <w:rPr>
                 <w:rFonts w:ascii="Calibri" w:cs="Calibri" w:eastAsia="Calibri" w:hAnsi="Calibri"/>
                 <w:b w:val="0"/>
+                <w:bCs w:val="0"/>
                 <w:i w:val="0"/>
+                <w:iCs w:val="0"/>
                 <w:smallCaps w:val="0"/>
                 <w:strike w:val="0"/>
                 <w:color w:val="ffffff"/>
@@ -5724,7 +6033,9 @@
               <w:rPr>
                 <w:rFonts w:ascii="Calibri" w:cs="Calibri" w:eastAsia="Calibri" w:hAnsi="Calibri"/>
                 <w:b w:val="0"/>
+                <w:bCs w:val="0"/>
                 <w:i w:val="0"/>
+                <w:iCs w:val="0"/>
                 <w:smallCaps w:val="0"/>
                 <w:strike w:val="0"/>
                 <w:color w:val="ffffff"/>
@@ -5763,7 +6074,9 @@
               <w:rPr>
                 <w:rFonts w:ascii="Calibri" w:cs="Calibri" w:eastAsia="Calibri" w:hAnsi="Calibri"/>
                 <w:b w:val="0"/>
+                <w:bCs w:val="0"/>
                 <w:i w:val="0"/>
+                <w:iCs w:val="0"/>
                 <w:smallCaps w:val="0"/>
                 <w:strike w:val="0"/>
                 <w:color w:val="ffffff"/>
@@ -5778,7 +6091,9 @@
               <w:rPr>
                 <w:rFonts w:ascii="Calibri" w:cs="Calibri" w:eastAsia="Calibri" w:hAnsi="Calibri"/>
                 <w:b w:val="0"/>
+                <w:bCs w:val="0"/>
                 <w:i w:val="0"/>
+                <w:iCs w:val="0"/>
                 <w:smallCaps w:val="0"/>
                 <w:strike w:val="0"/>
                 <w:color w:val="ffffff"/>
@@ -5817,7 +6132,9 @@
               <w:rPr>
                 <w:rFonts w:ascii="Calibri" w:cs="Calibri" w:eastAsia="Calibri" w:hAnsi="Calibri"/>
                 <w:b w:val="0"/>
+                <w:bCs w:val="0"/>
                 <w:i w:val="0"/>
+                <w:iCs w:val="0"/>
                 <w:smallCaps w:val="0"/>
                 <w:strike w:val="0"/>
                 <w:color w:val="ffffff"/>
@@ -5868,7 +6185,9 @@
               <w:rPr>
                 <w:rFonts w:ascii="Calibri" w:cs="Calibri" w:eastAsia="Calibri" w:hAnsi="Calibri"/>
                 <w:b w:val="0"/>
+                <w:bCs w:val="0"/>
                 <w:i w:val="0"/>
+                <w:iCs w:val="0"/>
                 <w:smallCaps w:val="0"/>
                 <w:strike w:val="0"/>
                 <w:color w:val="ffffff"/>
@@ -5883,7 +6202,9 @@
               <w:rPr>
                 <w:rFonts w:ascii="Calibri" w:cs="Calibri" w:eastAsia="Calibri" w:hAnsi="Calibri"/>
                 <w:b w:val="0"/>
+                <w:bCs w:val="0"/>
                 <w:i w:val="0"/>
+                <w:iCs w:val="0"/>
                 <w:smallCaps w:val="0"/>
                 <w:strike w:val="0"/>
                 <w:color w:val="ffffff"/>
@@ -5926,7 +6247,9 @@
               <w:rPr>
                 <w:rFonts w:ascii="Calibri" w:cs="Calibri" w:eastAsia="Calibri" w:hAnsi="Calibri"/>
                 <w:b w:val="0"/>
+                <w:bCs w:val="0"/>
                 <w:i w:val="0"/>
+                <w:iCs w:val="0"/>
                 <w:smallCaps w:val="0"/>
                 <w:strike w:val="0"/>
                 <w:color w:val="000000"/>
@@ -5974,7 +6297,9 @@
               <w:rPr>
                 <w:rFonts w:ascii="Calibri" w:cs="Calibri" w:eastAsia="Calibri" w:hAnsi="Calibri"/>
                 <w:b w:val="0"/>
+                <w:bCs w:val="0"/>
                 <w:i w:val="0"/>
+                <w:iCs w:val="0"/>
                 <w:smallCaps w:val="0"/>
                 <w:strike w:val="0"/>
                 <w:color w:val="000000"/>
@@ -6024,7 +6349,9 @@
               <w:rPr>
                 <w:rFonts w:ascii="Calibri" w:cs="Calibri" w:eastAsia="Calibri" w:hAnsi="Calibri"/>
                 <w:b w:val="0"/>
+                <w:bCs w:val="0"/>
                 <w:i w:val="0"/>
+                <w:iCs w:val="0"/>
                 <w:smallCaps w:val="0"/>
                 <w:strike w:val="0"/>
                 <w:color w:val="000000"/>
@@ -6066,7 +6393,9 @@
               <w:rPr>
                 <w:rFonts w:ascii="Calibri" w:cs="Calibri" w:eastAsia="Calibri" w:hAnsi="Calibri"/>
                 <w:b w:val="0"/>
+                <w:bCs w:val="0"/>
                 <w:i w:val="0"/>
+                <w:iCs w:val="0"/>
                 <w:smallCaps w:val="0"/>
                 <w:strike w:val="0"/>
                 <w:color w:val="000000"/>
@@ -6112,7 +6441,9 @@
               <w:rPr>
                 <w:rFonts w:ascii="Calibri" w:cs="Calibri" w:eastAsia="Calibri" w:hAnsi="Calibri"/>
                 <w:b w:val="0"/>
+                <w:bCs w:val="0"/>
                 <w:i w:val="0"/>
+                <w:iCs w:val="0"/>
                 <w:smallCaps w:val="0"/>
                 <w:strike w:val="0"/>
                 <w:color w:val="000000"/>
@@ -6152,7 +6483,9 @@
               <w:rPr>
                 <w:rFonts w:ascii="Calibri" w:cs="Calibri" w:eastAsia="Calibri" w:hAnsi="Calibri"/>
                 <w:b w:val="0"/>
+                <w:bCs w:val="0"/>
                 <w:i w:val="0"/>
+                <w:iCs w:val="0"/>
                 <w:smallCaps w:val="0"/>
                 <w:strike w:val="0"/>
                 <w:color w:val="000000"/>
@@ -6194,7 +6527,9 @@
               <w:rPr>
                 <w:rFonts w:ascii="Calibri" w:cs="Calibri" w:eastAsia="Calibri" w:hAnsi="Calibri"/>
                 <w:b w:val="0"/>
+                <w:bCs w:val="0"/>
                 <w:i w:val="0"/>
+                <w:iCs w:val="0"/>
                 <w:smallCaps w:val="0"/>
                 <w:strike w:val="0"/>
                 <w:color w:val="000000"/>
@@ -6236,7 +6571,9 @@
               <w:rPr>
                 <w:rFonts w:ascii="Calibri" w:cs="Calibri" w:eastAsia="Calibri" w:hAnsi="Calibri"/>
                 <w:b w:val="0"/>
+                <w:bCs w:val="0"/>
                 <w:i w:val="0"/>
+                <w:iCs w:val="0"/>
                 <w:smallCaps w:val="0"/>
                 <w:strike w:val="0"/>
                 <w:color w:val="000000"/>
@@ -6276,7 +6613,9 @@
         <w:rPr>
           <w:rFonts w:ascii="Calibri" w:cs="Calibri" w:eastAsia="Calibri" w:hAnsi="Calibri"/>
           <w:b w:val="0"/>
+          <w:bCs w:val="0"/>
           <w:i w:val="0"/>
+          <w:iCs w:val="0"/>
           <w:smallCaps w:val="0"/>
           <w:strike w:val="0"/>
           <w:color w:val="000000"/>
@@ -6313,7 +6652,9 @@
         <w:rPr>
           <w:rFonts w:ascii="Cambria" w:cs="Cambria" w:eastAsia="Cambria" w:hAnsi="Cambria"/>
           <w:b w:val="1"/>
+          <w:bCs w:val="1"/>
           <w:i w:val="0"/>
+          <w:iCs w:val="0"/>
           <w:smallCaps w:val="0"/>
           <w:strike w:val="0"/>
           <w:color w:val="4f81bd"/>
@@ -6330,7 +6671,9 @@
         <w:rPr>
           <w:rFonts w:ascii="Cambria" w:cs="Cambria" w:eastAsia="Cambria" w:hAnsi="Cambria"/>
           <w:b w:val="1"/>
+          <w:bCs w:val="1"/>
           <w:i w:val="0"/>
+          <w:iCs w:val="0"/>
           <w:smallCaps w:val="0"/>
           <w:strike w:val="0"/>
           <w:color w:val="4f81bd"/>
@@ -6404,7 +6747,9 @@
               <w:rPr>
                 <w:rFonts w:ascii="Calibri" w:cs="Calibri" w:eastAsia="Calibri" w:hAnsi="Calibri"/>
                 <w:b w:val="0"/>
+                <w:bCs w:val="0"/>
                 <w:i w:val="0"/>
+                <w:iCs w:val="0"/>
                 <w:smallCaps w:val="0"/>
                 <w:strike w:val="0"/>
                 <w:color w:val="ffffff"/>
@@ -6419,7 +6764,9 @@
               <w:rPr>
                 <w:rFonts w:ascii="Calibri" w:cs="Calibri" w:eastAsia="Calibri" w:hAnsi="Calibri"/>
                 <w:b w:val="0"/>
+                <w:bCs w:val="0"/>
                 <w:i w:val="0"/>
+                <w:iCs w:val="0"/>
                 <w:smallCaps w:val="0"/>
                 <w:strike w:val="0"/>
                 <w:color w:val="ffffff"/>
@@ -6458,7 +6805,9 @@
               <w:rPr>
                 <w:rFonts w:ascii="Calibri" w:cs="Calibri" w:eastAsia="Calibri" w:hAnsi="Calibri"/>
                 <w:b w:val="0"/>
+                <w:bCs w:val="0"/>
                 <w:i w:val="0"/>
+                <w:iCs w:val="0"/>
                 <w:smallCaps w:val="0"/>
                 <w:strike w:val="0"/>
                 <w:color w:val="ffffff"/>
@@ -6473,7 +6822,9 @@
               <w:rPr>
                 <w:rFonts w:ascii="Calibri" w:cs="Calibri" w:eastAsia="Calibri" w:hAnsi="Calibri"/>
                 <w:b w:val="0"/>
+                <w:bCs w:val="0"/>
                 <w:i w:val="0"/>
+                <w:iCs w:val="0"/>
                 <w:smallCaps w:val="0"/>
                 <w:strike w:val="0"/>
                 <w:color w:val="ffffff"/>
@@ -6512,7 +6863,9 @@
               <w:rPr>
                 <w:rFonts w:ascii="Calibri" w:cs="Calibri" w:eastAsia="Calibri" w:hAnsi="Calibri"/>
                 <w:b w:val="0"/>
+                <w:bCs w:val="0"/>
                 <w:i w:val="0"/>
+                <w:iCs w:val="0"/>
                 <w:smallCaps w:val="0"/>
                 <w:strike w:val="0"/>
                 <w:color w:val="ffffff"/>
@@ -6527,7 +6880,9 @@
               <w:rPr>
                 <w:rFonts w:ascii="Calibri" w:cs="Calibri" w:eastAsia="Calibri" w:hAnsi="Calibri"/>
                 <w:b w:val="0"/>
+                <w:bCs w:val="0"/>
                 <w:i w:val="0"/>
+                <w:iCs w:val="0"/>
                 <w:smallCaps w:val="0"/>
                 <w:strike w:val="0"/>
                 <w:color w:val="ffffff"/>
@@ -6566,7 +6921,9 @@
               <w:rPr>
                 <w:rFonts w:ascii="Calibri" w:cs="Calibri" w:eastAsia="Calibri" w:hAnsi="Calibri"/>
                 <w:b w:val="0"/>
+                <w:bCs w:val="0"/>
                 <w:i w:val="0"/>
+                <w:iCs w:val="0"/>
                 <w:smallCaps w:val="0"/>
                 <w:strike w:val="0"/>
                 <w:color w:val="ffffff"/>
@@ -6581,7 +6938,9 @@
               <w:rPr>
                 <w:rFonts w:ascii="Calibri" w:cs="Calibri" w:eastAsia="Calibri" w:hAnsi="Calibri"/>
                 <w:b w:val="0"/>
+                <w:bCs w:val="0"/>
                 <w:i w:val="0"/>
+                <w:iCs w:val="0"/>
                 <w:smallCaps w:val="0"/>
                 <w:strike w:val="0"/>
                 <w:color w:val="ffffff"/>
@@ -6624,7 +6983,9 @@
               <w:rPr>
                 <w:rFonts w:ascii="Calibri" w:cs="Calibri" w:eastAsia="Calibri" w:hAnsi="Calibri"/>
                 <w:b w:val="0"/>
+                <w:bCs w:val="0"/>
                 <w:i w:val="0"/>
+                <w:iCs w:val="0"/>
                 <w:smallCaps w:val="0"/>
                 <w:strike w:val="0"/>
                 <w:color w:val="000000"/>
@@ -6664,7 +7025,9 @@
               <w:rPr>
                 <w:rFonts w:ascii="Calibri" w:cs="Calibri" w:eastAsia="Calibri" w:hAnsi="Calibri"/>
                 <w:b w:val="0"/>
+                <w:bCs w:val="0"/>
                 <w:i w:val="0"/>
+                <w:iCs w:val="0"/>
                 <w:smallCaps w:val="0"/>
                 <w:strike w:val="0"/>
                 <w:color w:val="000000"/>
@@ -6704,7 +7067,9 @@
               <w:rPr>
                 <w:rFonts w:ascii="Calibri" w:cs="Calibri" w:eastAsia="Calibri" w:hAnsi="Calibri"/>
                 <w:b w:val="0"/>
+                <w:bCs w:val="0"/>
                 <w:i w:val="0"/>
+                <w:iCs w:val="0"/>
                 <w:smallCaps w:val="0"/>
                 <w:strike w:val="0"/>
                 <w:color w:val="000000"/>
@@ -6744,7 +7109,9 @@
               <w:rPr>
                 <w:rFonts w:ascii="Calibri" w:cs="Calibri" w:eastAsia="Calibri" w:hAnsi="Calibri"/>
                 <w:b w:val="0"/>
+                <w:bCs w:val="0"/>
                 <w:i w:val="0"/>
+                <w:iCs w:val="0"/>
                 <w:smallCaps w:val="0"/>
                 <w:strike w:val="0"/>
                 <w:color w:val="000000"/>
@@ -6827,6 +7194,7 @@
         <w:rPr>
           <w:rFonts w:ascii="Cambria" w:cs="Cambria" w:eastAsia="Cambria" w:hAnsi="Cambria"/>
           <w:b w:val="1"/>
+          <w:bCs w:val="1"/>
           <w:color w:val="4f81bd"/>
           <w:sz w:val="26"/>
           <w:szCs w:val="26"/>
@@ -6838,6 +7206,7 @@
         <w:rPr>
           <w:rFonts w:ascii="Cambria" w:cs="Cambria" w:eastAsia="Cambria" w:hAnsi="Cambria"/>
           <w:b w:val="1"/>
+          <w:bCs w:val="1"/>
           <w:color w:val="4f81bd"/>
           <w:sz w:val="26"/>
           <w:szCs w:val="26"/>
@@ -7287,6 +7656,7 @@
         <w:rPr>
           <w:rFonts w:ascii="Cambria" w:cs="Cambria" w:eastAsia="Cambria" w:hAnsi="Cambria"/>
           <w:b w:val="1"/>
+          <w:bCs w:val="1"/>
           <w:color w:val="4f81bd"/>
           <w:sz w:val="26"/>
           <w:szCs w:val="26"/>
@@ -7298,6 +7668,7 @@
         <w:rPr>
           <w:rFonts w:ascii="Cambria" w:cs="Cambria" w:eastAsia="Cambria" w:hAnsi="Cambria"/>
           <w:b w:val="1"/>
+          <w:bCs w:val="1"/>
           <w:color w:val="4f81bd"/>
           <w:sz w:val="26"/>
           <w:szCs w:val="26"/>
@@ -7781,6 +8152,7 @@
         <w:rPr>
           <w:rFonts w:ascii="Cambria" w:cs="Cambria" w:eastAsia="Cambria" w:hAnsi="Cambria"/>
           <w:b w:val="1"/>
+          <w:bCs w:val="1"/>
           <w:color w:val="4f81bd"/>
           <w:sz w:val="26"/>
           <w:szCs w:val="26"/>
@@ -7792,6 +8164,7 @@
         <w:rPr>
           <w:rFonts w:ascii="Cambria" w:cs="Cambria" w:eastAsia="Cambria" w:hAnsi="Cambria"/>
           <w:b w:val="1"/>
+          <w:bCs w:val="1"/>
           <w:color w:val="4f81bd"/>
           <w:sz w:val="26"/>
           <w:szCs w:val="26"/>
@@ -8633,7 +9006,9 @@
       <w:rPr>
         <w:rFonts w:ascii="Cambria" w:cs="Cambria" w:eastAsia="Cambria" w:hAnsi="Cambria"/>
         <w:b w:val="0"/>
+        <w:bCs w:val="0"/>
         <w:i w:val="0"/>
+        <w:iCs w:val="0"/>
         <w:smallCaps w:val="0"/>
         <w:strike w:val="0"/>
         <w:color w:val="000000"/>
@@ -8648,7 +9023,9 @@
       <w:rPr>
         <w:rFonts w:ascii="Cambria" w:cs="Cambria" w:eastAsia="Cambria" w:hAnsi="Cambria"/>
         <w:b w:val="0"/>
+        <w:bCs w:val="0"/>
         <w:i w:val="0"/>
+        <w:iCs w:val="0"/>
         <w:smallCaps w:val="0"/>
         <w:strike w:val="0"/>
         <w:color w:val="000000"/>
@@ -8687,7 +9064,9 @@
       <w:rPr>
         <w:rFonts w:ascii="Cambria" w:cs="Cambria" w:eastAsia="Cambria" w:hAnsi="Cambria"/>
         <w:b w:val="0"/>
+        <w:bCs w:val="0"/>
         <w:i w:val="0"/>
+        <w:iCs w:val="0"/>
         <w:smallCaps w:val="0"/>
         <w:strike w:val="0"/>
         <w:color w:val="000000"/>
@@ -8702,7 +9081,9 @@
       <w:rPr>
         <w:rFonts w:ascii="Cambria" w:cs="Cambria" w:eastAsia="Cambria" w:hAnsi="Cambria"/>
         <w:b w:val="0"/>
+        <w:bCs w:val="0"/>
         <w:i w:val="0"/>
+        <w:iCs w:val="0"/>
         <w:smallCaps w:val="0"/>
         <w:strike w:val="0"/>
         <w:color w:val="000000"/>
@@ -8757,7 +9138,9 @@
       <w:rPr>
         <w:rFonts w:ascii="Cambria" w:cs="Cambria" w:eastAsia="Cambria" w:hAnsi="Cambria"/>
         <w:b w:val="0"/>
+        <w:bCs w:val="0"/>
         <w:i w:val="0"/>
+        <w:iCs w:val="0"/>
         <w:smallCaps w:val="0"/>
         <w:strike w:val="0"/>
         <w:color w:val="000000"/>
@@ -8812,7 +9195,9 @@
       <w:rPr>
         <w:rFonts w:ascii="Cambria" w:cs="Cambria" w:eastAsia="Cambria" w:hAnsi="Cambria"/>
         <w:b w:val="0"/>
+        <w:bCs w:val="0"/>
         <w:i w:val="0"/>
+        <w:iCs w:val="0"/>
         <w:smallCaps w:val="0"/>
         <w:strike w:val="0"/>
         <w:color w:val="000000"/>
@@ -8932,7 +9317,9 @@
       <w:rPr>
         <w:rFonts w:ascii="Cambria" w:cs="Cambria" w:eastAsia="Cambria" w:hAnsi="Cambria"/>
         <w:b w:val="0"/>
+        <w:bCs w:val="0"/>
         <w:i w:val="0"/>
+        <w:iCs w:val="0"/>
         <w:smallCaps w:val="0"/>
         <w:strike w:val="0"/>
         <w:color w:val="000000"/>
@@ -9052,7 +9439,9 @@
       <w:rPr>
         <w:rFonts w:ascii="Cambria" w:cs="Cambria" w:eastAsia="Cambria" w:hAnsi="Cambria"/>
         <w:b w:val="0"/>
+        <w:bCs w:val="0"/>
         <w:i w:val="0"/>
+        <w:iCs w:val="0"/>
         <w:smallCaps w:val="0"/>
         <w:strike w:val="0"/>
         <w:color w:val="000000"/>
@@ -9256,7 +9645,9 @@
       <w:rPr>
         <w:rFonts w:ascii="Cambria" w:cs="Cambria" w:eastAsia="Cambria" w:hAnsi="Cambria"/>
         <w:b w:val="0"/>
+        <w:bCs w:val="0"/>
         <w:i w:val="0"/>
+        <w:iCs w:val="0"/>
         <w:smallCaps w:val="0"/>
         <w:strike w:val="0"/>
         <w:color w:val="000000"/>
@@ -9322,6 +9713,7 @@
     <w:rPr>
       <w:rFonts w:ascii="Cambria" w:cs="Cambria" w:eastAsia="Cambria" w:hAnsi="Cambria"/>
       <w:b w:val="1"/>
+      <w:bCs w:val="1"/>
       <w:color w:val="366091"/>
       <w:sz w:val="28"/>
       <w:szCs w:val="28"/>
@@ -9338,6 +9730,7 @@
     <w:rPr>
       <w:rFonts w:ascii="Cambria" w:cs="Cambria" w:eastAsia="Cambria" w:hAnsi="Cambria"/>
       <w:b w:val="1"/>
+      <w:bCs w:val="1"/>
       <w:color w:val="4f81bd"/>
       <w:sz w:val="26"/>
       <w:szCs w:val="26"/>
@@ -9354,6 +9747,7 @@
     <w:rPr>
       <w:rFonts w:ascii="Cambria" w:cs="Cambria" w:eastAsia="Cambria" w:hAnsi="Cambria"/>
       <w:b w:val="1"/>
+      <w:bCs w:val="1"/>
       <w:color w:val="4f81bd"/>
     </w:rPr>
   </w:style>
@@ -9368,7 +9762,9 @@
     <w:rPr>
       <w:rFonts w:ascii="Cambria" w:cs="Cambria" w:eastAsia="Cambria" w:hAnsi="Cambria"/>
       <w:b w:val="1"/>
+      <w:bCs w:val="1"/>
       <w:i w:val="1"/>
+      <w:iCs w:val="1"/>
       <w:color w:val="4f81bd"/>
     </w:rPr>
   </w:style>
@@ -9384,6 +9780,7 @@
     </w:pPr>
     <w:rPr>
       <w:b w:val="1"/>
+      <w:bCs w:val="1"/>
       <w:sz w:val="22"/>
       <w:szCs w:val="22"/>
     </w:rPr>
@@ -9400,6 +9797,7 @@
     </w:pPr>
     <w:rPr>
       <w:b w:val="1"/>
+      <w:bCs w:val="1"/>
       <w:sz w:val="20"/>
       <w:szCs w:val="20"/>
     </w:rPr>
@@ -9434,6 +9832,7 @@
     <w:rPr>
       <w:rFonts w:ascii="Georgia" w:cs="Georgia" w:eastAsia="Georgia" w:hAnsi="Georgia"/>
       <w:i w:val="1"/>
+      <w:iCs w:val="1"/>
       <w:color w:val="666666"/>
       <w:sz w:val="48"/>
       <w:szCs w:val="48"/>

--- a/Etapa Construcción - Iteración 1/Plantilla Seguimiento de Riesgos.docx
+++ b/Etapa Construcción - Iteración 1/Plantilla Seguimiento de Riesgos.docx
@@ -1882,7 +1882,7 @@
     </w:p>
     <w:sdt>
       <w:sdtPr>
-        <w:id w:val="-1929457860"/>
+        <w:id w:val="1796313523"/>
         <w:docPartObj>
           <w:docPartGallery w:val="Table of Contents"/>
           <w:docPartUnique w:val="1"/>

--- a/Etapa Construcción - Iteración 1/Plantilla Seguimiento de Riesgos.docx
+++ b/Etapa Construcción - Iteración 1/Plantilla Seguimiento de Riesgos.docx
@@ -1049,12 +1049,12 @@
             <wp:extent cx="1200150" cy="1200150"/>
             <wp:effectExtent b="0" l="0" r="0" t="0"/>
             <wp:wrapSquare wrapText="bothSides" distB="0" distT="0" distL="114300" distR="114300"/>
-            <wp:docPr descr="psi-negro.png" id="17" name="image2.png"/>
+            <wp:docPr descr="psi-negro.png" id="17" name="image1.png"/>
             <a:graphic>
               <a:graphicData uri="http://schemas.openxmlformats.org/drawingml/2006/picture">
                 <pic:pic>
                   <pic:nvPicPr>
-                    <pic:cNvPr descr="psi-negro.png" id="0" name="image2.png"/>
+                    <pic:cNvPr descr="psi-negro.png" id="0" name="image1.png"/>
                     <pic:cNvPicPr preferRelativeResize="0"/>
                   </pic:nvPicPr>
                   <pic:blipFill>
@@ -1106,12 +1106,12 @@
             <wp:extent cx="1304925" cy="2019300"/>
             <wp:effectExtent b="0" l="0" r="0" t="0"/>
             <wp:wrapSquare wrapText="bothSides" distB="0" distT="0" distL="114300" distR="114300"/>
-            <wp:docPr descr="UNPA.JPG" id="16" name="image1.jpg"/>
+            <wp:docPr descr="UNPA.JPG" id="16" name="image2.jpg"/>
             <a:graphic>
               <a:graphicData uri="http://schemas.openxmlformats.org/drawingml/2006/picture">
                 <pic:pic>
                   <pic:nvPicPr>
-                    <pic:cNvPr descr="UNPA.JPG" id="0" name="image1.jpg"/>
+                    <pic:cNvPr descr="UNPA.JPG" id="0" name="image2.jpg"/>
                     <pic:cNvPicPr preferRelativeResize="0"/>
                   </pic:nvPicPr>
                   <pic:blipFill>
@@ -1775,12 +1775,12 @@
             <wp:extent cx="1200150" cy="1200150"/>
             <wp:effectExtent b="0" l="0" r="0" t="0"/>
             <wp:wrapSquare wrapText="bothSides" distB="0" distT="0" distL="114300" distR="114300"/>
-            <wp:docPr descr="psi-negro.png" id="14" name="image2.png"/>
+            <wp:docPr descr="psi-negro.png" id="14" name="image1.png"/>
             <a:graphic>
               <a:graphicData uri="http://schemas.openxmlformats.org/drawingml/2006/picture">
                 <pic:pic>
                   <pic:nvPicPr>
-                    <pic:cNvPr descr="psi-negro.png" id="0" name="image2.png"/>
+                    <pic:cNvPr descr="psi-negro.png" id="0" name="image1.png"/>
                     <pic:cNvPicPr preferRelativeResize="0"/>
                   </pic:nvPicPr>
                   <pic:blipFill>
@@ -1882,7 +1882,7 @@
     </w:p>
     <w:sdt>
       <w:sdtPr>
-        <w:id w:val="1796313523"/>
+        <w:id w:val="358140977"/>
         <w:docPartObj>
           <w:docPartGallery w:val="Table of Contents"/>
           <w:docPartUnique w:val="1"/>
@@ -9105,12 +9105,12 @@
           <wp:extent cx="669290" cy="669290"/>
           <wp:effectExtent b="0" l="0" r="0" t="0"/>
           <wp:wrapSquare wrapText="bothSides" distB="0" distT="0" distL="114300" distR="114300"/>
-          <wp:docPr descr="psi-negro.png" id="15" name="image2.png"/>
+          <wp:docPr descr="psi-negro.png" id="15" name="image1.png"/>
           <a:graphic>
             <a:graphicData uri="http://schemas.openxmlformats.org/drawingml/2006/picture">
               <pic:pic>
                 <pic:nvPicPr>
-                  <pic:cNvPr descr="psi-negro.png" id="0" name="image2.png"/>
+                  <pic:cNvPr descr="psi-negro.png" id="0" name="image1.png"/>
                   <pic:cNvPicPr preferRelativeResize="0"/>
                 </pic:nvPicPr>
                 <pic:blipFill>
@@ -9162,12 +9162,12 @@
           <wp:extent cx="425450" cy="666750"/>
           <wp:effectExtent b="0" l="0" r="0" t="0"/>
           <wp:wrapSquare wrapText="bothSides" distB="0" distT="0" distL="114300" distR="114300"/>
-          <wp:docPr descr="UNPA.JPG" id="13" name="image1.jpg"/>
+          <wp:docPr descr="UNPA.JPG" id="13" name="image2.jpg"/>
           <a:graphic>
             <a:graphicData uri="http://schemas.openxmlformats.org/drawingml/2006/picture">
               <pic:pic>
                 <pic:nvPicPr>
-                  <pic:cNvPr descr="UNPA.JPG" id="0" name="image1.jpg"/>
+                  <pic:cNvPr descr="UNPA.JPG" id="0" name="image2.jpg"/>
                   <pic:cNvPicPr preferRelativeResize="0"/>
                 </pic:nvPicPr>
                 <pic:blipFill>

--- a/Etapa Construcción - Iteración 1/Plantilla Seguimiento de Riesgos.docx
+++ b/Etapa Construcción - Iteración 1/Plantilla Seguimiento de Riesgos.docx
@@ -1049,12 +1049,12 @@
             <wp:extent cx="1200150" cy="1200150"/>
             <wp:effectExtent b="0" l="0" r="0" t="0"/>
             <wp:wrapSquare wrapText="bothSides" distB="0" distT="0" distL="114300" distR="114300"/>
-            <wp:docPr descr="psi-negro.png" id="17" name="image1.png"/>
+            <wp:docPr descr="psi-negro.png" id="17" name="image2.png"/>
             <a:graphic>
               <a:graphicData uri="http://schemas.openxmlformats.org/drawingml/2006/picture">
                 <pic:pic>
                   <pic:nvPicPr>
-                    <pic:cNvPr descr="psi-negro.png" id="0" name="image1.png"/>
+                    <pic:cNvPr descr="psi-negro.png" id="0" name="image2.png"/>
                     <pic:cNvPicPr preferRelativeResize="0"/>
                   </pic:nvPicPr>
                   <pic:blipFill>
@@ -1106,12 +1106,12 @@
             <wp:extent cx="1304925" cy="2019300"/>
             <wp:effectExtent b="0" l="0" r="0" t="0"/>
             <wp:wrapSquare wrapText="bothSides" distB="0" distT="0" distL="114300" distR="114300"/>
-            <wp:docPr descr="UNPA.JPG" id="16" name="image2.jpg"/>
+            <wp:docPr descr="UNPA.JPG" id="16" name="image1.jpg"/>
             <a:graphic>
               <a:graphicData uri="http://schemas.openxmlformats.org/drawingml/2006/picture">
                 <pic:pic>
                   <pic:nvPicPr>
-                    <pic:cNvPr descr="UNPA.JPG" id="0" name="image2.jpg"/>
+                    <pic:cNvPr descr="UNPA.JPG" id="0" name="image1.jpg"/>
                     <pic:cNvPicPr preferRelativeResize="0"/>
                   </pic:nvPicPr>
                   <pic:blipFill>
@@ -1775,12 +1775,12 @@
             <wp:extent cx="1200150" cy="1200150"/>
             <wp:effectExtent b="0" l="0" r="0" t="0"/>
             <wp:wrapSquare wrapText="bothSides" distB="0" distT="0" distL="114300" distR="114300"/>
-            <wp:docPr descr="psi-negro.png" id="14" name="image1.png"/>
+            <wp:docPr descr="psi-negro.png" id="14" name="image2.png"/>
             <a:graphic>
               <a:graphicData uri="http://schemas.openxmlformats.org/drawingml/2006/picture">
                 <pic:pic>
                   <pic:nvPicPr>
-                    <pic:cNvPr descr="psi-negro.png" id="0" name="image1.png"/>
+                    <pic:cNvPr descr="psi-negro.png" id="0" name="image2.png"/>
                     <pic:cNvPicPr preferRelativeResize="0"/>
                   </pic:nvPicPr>
                   <pic:blipFill>
@@ -1882,7 +1882,7 @@
     </w:p>
     <w:sdt>
       <w:sdtPr>
-        <w:id w:val="358140977"/>
+        <w:id w:val="-1198301862"/>
         <w:docPartObj>
           <w:docPartGallery w:val="Table of Contents"/>
           <w:docPartUnique w:val="1"/>
@@ -9105,12 +9105,12 @@
           <wp:extent cx="669290" cy="669290"/>
           <wp:effectExtent b="0" l="0" r="0" t="0"/>
           <wp:wrapSquare wrapText="bothSides" distB="0" distT="0" distL="114300" distR="114300"/>
-          <wp:docPr descr="psi-negro.png" id="15" name="image1.png"/>
+          <wp:docPr descr="psi-negro.png" id="15" name="image2.png"/>
           <a:graphic>
             <a:graphicData uri="http://schemas.openxmlformats.org/drawingml/2006/picture">
               <pic:pic>
                 <pic:nvPicPr>
-                  <pic:cNvPr descr="psi-negro.png" id="0" name="image1.png"/>
+                  <pic:cNvPr descr="psi-negro.png" id="0" name="image2.png"/>
                   <pic:cNvPicPr preferRelativeResize="0"/>
                 </pic:nvPicPr>
                 <pic:blipFill>
@@ -9162,12 +9162,12 @@
           <wp:extent cx="425450" cy="666750"/>
           <wp:effectExtent b="0" l="0" r="0" t="0"/>
           <wp:wrapSquare wrapText="bothSides" distB="0" distT="0" distL="114300" distR="114300"/>
-          <wp:docPr descr="UNPA.JPG" id="13" name="image2.jpg"/>
+          <wp:docPr descr="UNPA.JPG" id="13" name="image1.jpg"/>
           <a:graphic>
             <a:graphicData uri="http://schemas.openxmlformats.org/drawingml/2006/picture">
               <pic:pic>
                 <pic:nvPicPr>
-                  <pic:cNvPr descr="UNPA.JPG" id="0" name="image2.jpg"/>
+                  <pic:cNvPr descr="UNPA.JPG" id="0" name="image1.jpg"/>
                   <pic:cNvPicPr preferRelativeResize="0"/>
                 </pic:nvPicPr>
                 <pic:blipFill>

--- a/Etapa Construcción - Iteración 1/Plantilla Seguimiento de Riesgos.docx
+++ b/Etapa Construcción - Iteración 1/Plantilla Seguimiento de Riesgos.docx
@@ -1882,7 +1882,7 @@
     </w:p>
     <w:sdt>
       <w:sdtPr>
-        <w:id w:val="-1198301862"/>
+        <w:id w:val="-809205819"/>
         <w:docPartObj>
           <w:docPartGallery w:val="Table of Contents"/>
           <w:docPartUnique w:val="1"/>
